--- a/manuscript/zh/LFP_SOH_PulseFusion_Supplementary_ZH.docx
+++ b/manuscript/zh/LFP_SOH_PulseFusion_Supplementary_ZH.docx
@@ -10220,7 +10220,7 @@
         <w:pStyle w:val="FirstParagraph"/>
       </w:pPr>
       <w:r>
-        <w:t xml:space="preserve">4.6节的实验采用以Python编写的、对本文协议的独立复现实现完成（NumPy、scikit-learn 1.9和PyTorch 2.14，在CPU上运行，每次运行单线程），以数据发布方处理后的脉冲文件[31]为起点。清洗结果与原记录数完全一致：清洗前2,855个组共17,130条记录，第42次RPT处剔除192条记录，清洗后2,823个完整组共16,938条记录（SOH 72.34～100%）。143项波形特征按补充说明S1的定义实现；这些定义未规定的细节（如全局波形量的分位水平以及补充说明S1中未列出的9项电压差）可能与原代码不同，响应时间水平取0.5、0.632和0.9。尽管如此，特征筛选结果相近：第0折选出16项频域与小波量、14项分段统计量、11项差分动力学量、6项全局波形量、1项瞬态边界量和1项非线性复杂度量，以及排在第13位的直流内阻；44项特征在每折中均入选，57项至少在一折中入选。划分置换使用NumPy默认随机数发生器（种子42），可复现各折的规模，但不一定复现原运行中各折的电芯构成。网络结构、损失函数、优化器、学习率调度、早停与初始化种子均沿用正文3.2～3.4节，位置嵌入按U(−0.02, 0.02)初始化。</w:t>
+        <w:t xml:space="preserve">4.6节中除NMC/石墨数据集主结果外的实验均采用以Python编写的、对本文协议的独立复现实现完成（NumPy、scikit-learn 1.9和PyTorch 2.14，在CPU上运行，每次运行单线程），以数据发布方处理后的脉冲文件[31]为起点。清洗结果与原记录数完全一致：清洗前2,855个组共17,130条记录，第42次RPT处剔除192条记录，清洗后2,823个完整组共16,938条记录（SOH 72.34～100%）。143项波形特征按补充说明S1的定义实现；这些定义未规定的细节（如全局波形量的分位水平以及补充说明S1中未列出的9项电压差）可能与原代码不同，响应时间水平取0.5、0.632和0.9。尽管如此，特征筛选结果相近：第0折选出16项频域与小波量、14项分段统计量、11项差分动力学量、6项全局波形量、1项瞬态边界量和1项非线性复杂度量，以及排在第13位的直流内阻；44项特征在每折中均入选，57项至少在一折中入选。划分置换使用NumPy默认随机数发生器（种子42），可复现各折的规模，但不一定复现原运行中各折的电芯构成。网络结构、损失函数、优化器、学习率调度、早停与初始化种子均沿用正文3.2～3.4节，位置嵌入按U(−0.02, 0.02)初始化。</w:t>
       </w:r>
     </w:p>
     <w:p>
@@ -10306,7 +10306,33 @@
         <w:t xml:space="preserve">NMC/石墨数据集。</w:t>
       </w:r>
       <w:r>
-        <w:t xml:space="preserve">UConn-ILCC NMC数据集[31]在9个名义SOC下记录了相同的100 s脉冲；本文保留LFP所用的3个SOC（20%、50%和90%），每个RPT对应6种工况，共得到44个电芯的1,336个电芯–RPT组、8,016条记录，SOH范围为41.2%～100%。由于NMC电芯的内阻较高，式（2）中的电压单步跳变上限和极差上限分别放宽至0.3 V和0.8 V，未剔除任何记录；流程的其余部分保持不变。在该数据上，两种神经网络模型表现相当（R0为2.030个百分点，A2为2.026个百分点；R0 − A2 = +0.004个百分点，区间−0.042～0.047；</w:t>
+        <w:t xml:space="preserve">UConn-ILCC NMC数据集[31]在9个名义SOC下记录了相同的100 s脉冲；本文保留LFP所用的3个SOC（20%、50%和90%），每个RPT对应6种工况，共得到44个电芯的1,336个电芯–RPT组、8,016条记录，SOH范围为41.2%～100%。由于NMC电芯的内阻较高，式（2）中的电压单步跳变上限和极差上限分别放宽至0.3 V和0.8 V，未剔除任何记录。正文结果由原实现得到（5折×3个种子，</w:t>
+      </w:r>
+      <w:r>
+        <w:rPr>
+          <w:i/>
+          <w:iCs/>
+        </w:rPr>
+        <w:t xml:space="preserve">K</w:t>
+      </w:r>
+      <w:r>
+        <w:t xml:space="preserve"> </w:t>
+      </w:r>
+      <w:r>
+        <w:t xml:space="preserve">= 50，</w:t>
+      </w:r>
+      <w:r>
+        <w:rPr>
+          <w:i/>
+          <w:iCs/>
+        </w:rPr>
+        <w:t xml:space="preserve">λ</w:t>
+      </w:r>
+      <w:r>
+        <w:t xml:space="preserve"> </w:t>
+      </w:r>
+      <w:r>
+        <w:t xml:space="preserve">= 0.1，与LFP相同）：R0为1.968个百分点，A2为2.132个百分点，R0 − A2 = −0.163个百分点（Holm校正后</w:t>
       </w:r>
       <w:r>
         <w:rPr>
@@ -10319,7 +10345,84 @@
         <w:t xml:space="preserve"> </w:t>
       </w:r>
       <w:r>
-        <w:t xml:space="preserve">= 0.90），均明显优于A1（2.317个百分点）；GBDT达到0.935个百分点，且在每个SOH区间内都比神经网络模型更准确。</w:t>
+        <w:t xml:space="preserve">= 0.0004，39/44），A1为2.468个百分点，GBDT为0.965个百分点。直流内阻与SOH高度相关（</w:t>
+      </w:r>
+      <w:r>
+        <w:rPr>
+          <w:i/>
+          <w:iCs/>
+        </w:rPr>
+        <w:t xml:space="preserve">ρ</w:t>
+      </w:r>
+      <w:r>
+        <w:t xml:space="preserve"> </w:t>
+      </w:r>
+      <w:r>
+        <w:t xml:space="preserve">≈ −0.82），但因与已选波形特征冗余而未进入任何一折的50项特征，因此A1按其定义单独加入直流内阻；R0、A2与GBDT均按原流程运行。</w:t>
+      </w:r>
+    </w:p>
+    <w:p>
+      <w:pPr>
+        <w:pStyle w:val="BodyText"/>
+      </w:pPr>
+      <w:r>
+        <w:rPr>
+          <w:i/>
+          <w:iCs/>
+        </w:rPr>
+        <w:t xml:space="preserve">复现实现与原实现的差异。</w:t>
+      </w:r>
+      <w:r>
+        <w:t xml:space="preserve">复现实现在NMC上未得到波形增量（R0为2.030个百分点，A2为2.026个百分点，R0 − A2 = +0.004个百分点，</w:t>
+      </w:r>
+      <w:r>
+        <w:rPr>
+          <w:i/>
+          <w:iCs/>
+        </w:rPr>
+        <w:t xml:space="preserve">p</w:t>
+      </w:r>
+      <w:r>
+        <w:t xml:space="preserve"> </w:t>
+      </w:r>
+      <w:r>
+        <w:t xml:space="preserve">= 0.90）。诊断分析表明，差异来自主干特征：复现实现的特征在绝对电压上计算，在NMC上会选入脉冲前电压、末点电压、电压分位数等绝对电压水平特征（第0折6项，LFP上基本不选）。NMC开路电压曲线具有斜率，容量衰减使脉冲时的实际SOC偏离名义值，脉冲前电压与SOH的相关系数绝对值平均为0.93（LFP为0.36），由脉冲前电压预测实际SOC偏移的</w:t>
+      </w:r>
+      <w:r>
+        <w:rPr>
+          <w:i/>
+          <w:iCs/>
+        </w:rPr>
+        <w:t xml:space="preserve">R</w:t>
+      </w:r>
+      <w:r>
+        <w:t xml:space="preserve">²为0.964（LFP为0.489）。主干已经获得这部分信息时，波形分支的动态信息与之部分重叠：在每种脉冲工况内，所选特征可解释ΔV前10个主成分方差的99.4%（LFP为18.3%）。将28项绝对电压水平特征从候选特征中移除后，复现实现的A2为2.098个百分点，R0为1.940个百分点，R0 − A2 = −0.158个百分点（−0.205～−0.112，</w:t>
+      </w:r>
+      <w:r>
+        <w:rPr>
+          <w:i/>
+          <w:iCs/>
+        </w:rPr>
+        <w:t xml:space="preserve">p</w:t>
+      </w:r>
+      <w:r>
+        <w:t xml:space="preserve"> </w:t>
+      </w:r>
+      <w:r>
+        <w:t xml:space="preserve">&lt; 0.001，36/44），与原实现一致。改用全部9个SOC（24,048条记录）不改变复现实现的结论（R0 − A2 = +0.017个百分点，</w:t>
+      </w:r>
+      <w:r>
+        <w:rPr>
+          <w:i/>
+          <w:iCs/>
+        </w:rPr>
+        <w:t xml:space="preserve">p</w:t>
+      </w:r>
+      <w:r>
+        <w:t xml:space="preserve"> </w:t>
+      </w:r>
+      <w:r>
+        <w:t xml:space="preserve">= 0.67），说明差异并非数据量所致。</w:t>
       </w:r>
     </w:p>
     <w:p>
@@ -21382,7 +21485,7 @@
       </w:r>
       <w:r>
         <w:rPr/>
-        <w:t xml:space="preserve">复现实现的结果（电芯宏平均RMSE，SOH百分点）</w:t>
+        <w:t xml:space="preserve">补充实验结果（电芯宏平均RMSE，SOH百分点）</w:t>
       </w:r>
     </w:p>
     <w:tbl>
@@ -21396,7 +21499,7 @@
           <w:bottom w:w="15" w:type="dxa"/>
           <w:right w:w="60" w:type="dxa"/>
         </w:tblCellMar>
-        <w:tblCaption w:val="补充表S7 复现实现的结果（电芯宏平均RMSE，SOH百分点）"/>
+        <w:tblCaption w:val="补充表S7 补充实验结果（电芯宏平均RMSE，SOH百分点）"/>
       </w:tblPr>
       <w:tblGrid>
         <w:gridCol w:w="1697"/>
@@ -23188,6 +23291,390 @@
         </w:trPr>
         <w:tc>
           <w:tcPr>
+            <w:tcBorders/>
+            <w:vAlign w:val="center"/>
+          </w:tcPr>
+          <w:p>
+            <w:pPr>
+              <w:pStyle w:val="TableText"/>
+              <w:jc w:val="left"/>
+            </w:pPr>
+            <w:r>
+              <w:rPr>
+                <w:noProof/>
+              </w:rPr>
+              <w:t xml:space="preserve">五折，原实现</w:t>
+            </w:r>
+            <w:r>
+              <w:rPr>
+                <w:noProof/>
+                <w:vertAlign w:val="superscript"/>
+              </w:rPr>
+              <w:t xml:space="preserve">b</w:t>
+            </w:r>
+          </w:p>
+        </w:tc>
+        <w:tc>
+          <w:tcPr>
+            <w:tcBorders/>
+            <w:vAlign w:val="center"/>
+          </w:tcPr>
+          <w:p>
+            <w:pPr>
+              <w:pStyle w:val="TableText"/>
+              <w:jc w:val="left"/>
+            </w:pPr>
+            <w:r>
+              <w:rPr>
+                <w:noProof/>
+              </w:rPr>
+              <w:t xml:space="preserve">NMC</w:t>
+            </w:r>
+          </w:p>
+        </w:tc>
+        <w:tc>
+          <w:tcPr>
+            <w:tcBorders/>
+            <w:vAlign w:val="center"/>
+          </w:tcPr>
+          <w:p>
+            <w:pPr>
+              <w:pStyle w:val="TableText"/>
+              <w:jc w:val="right"/>
+            </w:pPr>
+            <w:r>
+              <w:rPr>
+                <w:noProof/>
+              </w:rPr>
+              <w:t xml:space="preserve">1.968</w:t>
+            </w:r>
+          </w:p>
+        </w:tc>
+        <w:tc>
+          <w:tcPr>
+            <w:tcBorders/>
+            <w:vAlign w:val="center"/>
+          </w:tcPr>
+          <w:p>
+            <w:pPr>
+              <w:pStyle w:val="TableText"/>
+              <w:jc w:val="right"/>
+            </w:pPr>
+            <w:r>
+              <w:rPr>
+                <w:noProof/>
+              </w:rPr>
+              <w:t xml:space="preserve">2.132</w:t>
+            </w:r>
+          </w:p>
+        </w:tc>
+        <w:tc>
+          <w:tcPr>
+            <w:tcBorders/>
+            <w:vAlign w:val="center"/>
+          </w:tcPr>
+          <w:p>
+            <w:pPr>
+              <w:pStyle w:val="TableText"/>
+              <w:jc w:val="right"/>
+            </w:pPr>
+            <w:r>
+              <w:rPr>
+                <w:noProof/>
+              </w:rPr>
+              <w:t xml:space="preserve">2.468</w:t>
+            </w:r>
+          </w:p>
+        </w:tc>
+        <w:tc>
+          <w:tcPr>
+            <w:tcBorders/>
+            <w:vAlign w:val="center"/>
+          </w:tcPr>
+          <w:p>
+            <w:pPr>
+              <w:pStyle w:val="TableText"/>
+              <w:jc w:val="right"/>
+            </w:pPr>
+            <w:r>
+              <w:rPr>
+                <w:noProof/>
+              </w:rPr>
+              <w:t xml:space="preserve">0.965</w:t>
+            </w:r>
+          </w:p>
+        </w:tc>
+        <w:tc>
+          <w:tcPr>
+            <w:tcBorders/>
+            <w:vAlign w:val="center"/>
+          </w:tcPr>
+          <w:p>
+            <w:pPr>
+              <w:pStyle w:val="TableText"/>
+              <w:jc w:val="right"/>
+            </w:pPr>
+            <w:r>
+              <w:rPr>
+                <w:noProof/>
+              </w:rPr>
+              <w:t xml:space="preserve">−0.163</w:t>
+            </w:r>
+          </w:p>
+        </w:tc>
+        <w:tc>
+          <w:tcPr>
+            <w:tcBorders/>
+            <w:vAlign w:val="center"/>
+          </w:tcPr>
+          <w:p>
+            <w:pPr>
+              <w:pStyle w:val="TableText"/>
+              <w:jc w:val="left"/>
+            </w:pPr>
+            <w:r>
+              <w:rPr>
+                <w:noProof/>
+              </w:rPr>
+              <w:t xml:space="preserve">待补</w:t>
+            </w:r>
+          </w:p>
+        </w:tc>
+        <w:tc>
+          <w:tcPr>
+            <w:tcBorders/>
+            <w:vAlign w:val="center"/>
+          </w:tcPr>
+          <w:p>
+            <w:pPr>
+              <w:pStyle w:val="TableText"/>
+              <w:jc w:val="right"/>
+            </w:pPr>
+            <w:r>
+              <w:rPr>
+                <w:noProof/>
+              </w:rPr>
+              <w:t xml:space="preserve">0.0004</w:t>
+            </w:r>
+            <w:r>
+              <w:rPr>
+                <w:noProof/>
+                <w:vertAlign w:val="superscript"/>
+              </w:rPr>
+              <w:t xml:space="preserve">c</w:t>
+            </w:r>
+          </w:p>
+        </w:tc>
+        <w:tc>
+          <w:tcPr>
+            <w:tcBorders/>
+            <w:vAlign w:val="center"/>
+          </w:tcPr>
+          <w:p>
+            <w:pPr>
+              <w:pStyle w:val="TableText"/>
+              <w:jc w:val="right"/>
+            </w:pPr>
+            <w:r>
+              <w:rPr>
+                <w:noProof/>
+              </w:rPr>
+              <w:t xml:space="preserve">39/44</w:t>
+            </w:r>
+          </w:p>
+        </w:tc>
+      </w:tr>
+      <w:tr>
+        <w:trPr>
+          <w:cantSplit/>
+        </w:trPr>
+        <w:tc>
+          <w:tcPr>
+            <w:tcBorders/>
+            <w:vAlign w:val="center"/>
+          </w:tcPr>
+          <w:p>
+            <w:pPr>
+              <w:pStyle w:val="TableText"/>
+              <w:jc w:val="left"/>
+            </w:pPr>
+            <w:r>
+              <w:rPr>
+                <w:noProof/>
+              </w:rPr>
+              <w:t xml:space="preserve">五折，复现实现</w:t>
+            </w:r>
+          </w:p>
+        </w:tc>
+        <w:tc>
+          <w:tcPr>
+            <w:tcBorders/>
+            <w:vAlign w:val="center"/>
+          </w:tcPr>
+          <w:p>
+            <w:pPr>
+              <w:pStyle w:val="TableText"/>
+              <w:jc w:val="left"/>
+            </w:pPr>
+            <w:r>
+              <w:rPr>
+                <w:noProof/>
+              </w:rPr>
+              <w:t xml:space="preserve">NMC</w:t>
+            </w:r>
+          </w:p>
+        </w:tc>
+        <w:tc>
+          <w:tcPr>
+            <w:tcBorders/>
+            <w:vAlign w:val="center"/>
+          </w:tcPr>
+          <w:p>
+            <w:pPr>
+              <w:pStyle w:val="TableText"/>
+              <w:jc w:val="right"/>
+            </w:pPr>
+            <w:r>
+              <w:rPr>
+                <w:noProof/>
+              </w:rPr>
+              <w:t xml:space="preserve">2.030</w:t>
+            </w:r>
+          </w:p>
+        </w:tc>
+        <w:tc>
+          <w:tcPr>
+            <w:tcBorders/>
+            <w:vAlign w:val="center"/>
+          </w:tcPr>
+          <w:p>
+            <w:pPr>
+              <w:pStyle w:val="TableText"/>
+              <w:jc w:val="right"/>
+            </w:pPr>
+            <w:r>
+              <w:rPr>
+                <w:noProof/>
+              </w:rPr>
+              <w:t xml:space="preserve">2.026</w:t>
+            </w:r>
+          </w:p>
+        </w:tc>
+        <w:tc>
+          <w:tcPr>
+            <w:tcBorders/>
+            <w:vAlign w:val="center"/>
+          </w:tcPr>
+          <w:p>
+            <w:pPr>
+              <w:pStyle w:val="TableText"/>
+              <w:jc w:val="right"/>
+            </w:pPr>
+            <w:r>
+              <w:rPr>
+                <w:noProof/>
+              </w:rPr>
+              <w:t xml:space="preserve">2.317</w:t>
+            </w:r>
+          </w:p>
+        </w:tc>
+        <w:tc>
+          <w:tcPr>
+            <w:tcBorders/>
+            <w:vAlign w:val="center"/>
+          </w:tcPr>
+          <w:p>
+            <w:pPr>
+              <w:pStyle w:val="TableText"/>
+              <w:jc w:val="right"/>
+            </w:pPr>
+            <w:r>
+              <w:rPr>
+                <w:noProof/>
+              </w:rPr>
+              <w:t xml:space="preserve">0.935</w:t>
+            </w:r>
+          </w:p>
+        </w:tc>
+        <w:tc>
+          <w:tcPr>
+            <w:tcBorders/>
+            <w:vAlign w:val="center"/>
+          </w:tcPr>
+          <w:p>
+            <w:pPr>
+              <w:pStyle w:val="TableText"/>
+              <w:jc w:val="right"/>
+            </w:pPr>
+            <w:r>
+              <w:rPr>
+                <w:noProof/>
+              </w:rPr>
+              <w:t xml:space="preserve">+0.004</w:t>
+            </w:r>
+          </w:p>
+        </w:tc>
+        <w:tc>
+          <w:tcPr>
+            <w:tcBorders/>
+            <w:vAlign w:val="center"/>
+          </w:tcPr>
+          <w:p>
+            <w:pPr>
+              <w:pStyle w:val="TableText"/>
+              <w:jc w:val="left"/>
+            </w:pPr>
+            <w:r>
+              <w:rPr>
+                <w:noProof/>
+              </w:rPr>
+              <w:t xml:space="preserve">−0.042～0.047</w:t>
+            </w:r>
+          </w:p>
+        </w:tc>
+        <w:tc>
+          <w:tcPr>
+            <w:tcBorders/>
+            <w:vAlign w:val="center"/>
+          </w:tcPr>
+          <w:p>
+            <w:pPr>
+              <w:pStyle w:val="TableText"/>
+              <w:jc w:val="right"/>
+            </w:pPr>
+            <w:r>
+              <w:rPr>
+                <w:noProof/>
+              </w:rPr>
+              <w:t xml:space="preserve">0.90</w:t>
+            </w:r>
+          </w:p>
+        </w:tc>
+        <w:tc>
+          <w:tcPr>
+            <w:tcBorders/>
+            <w:vAlign w:val="center"/>
+          </w:tcPr>
+          <w:p>
+            <w:pPr>
+              <w:pStyle w:val="TableText"/>
+              <w:jc w:val="right"/>
+            </w:pPr>
+            <w:r>
+              <w:rPr>
+                <w:noProof/>
+              </w:rPr>
+              <w:t xml:space="preserve">21/44</w:t>
+            </w:r>
+          </w:p>
+        </w:tc>
+      </w:tr>
+      <w:tr>
+        <w:trPr>
+          <w:cantSplit/>
+        </w:trPr>
+        <w:tc>
+          <w:tcPr>
             <w:tcBorders>
               <w:bottom w:val="single" w:sz="12" w:space="0" w:color="000000"/>
             </w:tcBorders>
@@ -23202,7 +23689,7 @@
               <w:rPr>
                 <w:noProof/>
               </w:rPr>
-              <w:t xml:space="preserve">五折电芯互斥</w:t>
+              <w:t xml:space="preserve">五折，复现实现，主干不含绝对电压水平特征</w:t>
             </w:r>
           </w:p>
         </w:tc>
@@ -23242,7 +23729,7 @@
               <w:rPr>
                 <w:noProof/>
               </w:rPr>
-              <w:t xml:space="preserve">2.030</w:t>
+              <w:t xml:space="preserve">1.940</w:t>
             </w:r>
           </w:p>
         </w:tc>
@@ -23262,7 +23749,7 @@
               <w:rPr>
                 <w:noProof/>
               </w:rPr>
-              <w:t xml:space="preserve">2.026</w:t>
+              <w:t xml:space="preserve">2.098</w:t>
             </w:r>
           </w:p>
         </w:tc>
@@ -23282,7 +23769,7 @@
               <w:rPr>
                 <w:noProof/>
               </w:rPr>
-              <w:t xml:space="preserve">2.317</w:t>
+              <w:t xml:space="preserve">—</w:t>
             </w:r>
           </w:p>
         </w:tc>
@@ -23302,7 +23789,7 @@
               <w:rPr>
                 <w:noProof/>
               </w:rPr>
-              <w:t xml:space="preserve">0.935</w:t>
+              <w:t xml:space="preserve">—</w:t>
             </w:r>
           </w:p>
         </w:tc>
@@ -23322,7 +23809,7 @@
               <w:rPr>
                 <w:noProof/>
               </w:rPr>
-              <w:t xml:space="preserve">+0.004</w:t>
+              <w:t xml:space="preserve">−0.158</w:t>
             </w:r>
           </w:p>
         </w:tc>
@@ -23342,7 +23829,7 @@
               <w:rPr>
                 <w:noProof/>
               </w:rPr>
-              <w:t xml:space="preserve">−0.042～0.047</w:t>
+              <w:t xml:space="preserve">−0.205～−0.112</w:t>
             </w:r>
           </w:p>
         </w:tc>
@@ -23362,7 +23849,7 @@
               <w:rPr>
                 <w:noProof/>
               </w:rPr>
-              <w:t xml:space="preserve">0.90</w:t>
+              <w:t xml:space="preserve">&lt;0.001</w:t>
             </w:r>
           </w:p>
         </w:tc>
@@ -23382,7 +23869,7 @@
               <w:rPr>
                 <w:noProof/>
               </w:rPr>
-              <w:t xml:space="preserve">21/44</w:t>
+              <w:t xml:space="preserve">36/44</w:t>
             </w:r>
           </w:p>
         </w:tc>
@@ -23405,7 +23892,31 @@
         <w:t xml:space="preserve"> </w:t>
       </w:r>
       <w:r>
-        <w:t xml:space="preserve">模型在无噪声数据上训练，仅在测试电压中加入噪声。留一工况组验证下各工况组的误差见正文图8a。</w:t>
+        <w:t xml:space="preserve">模型在无噪声数据上训练，仅在测试电压中加入噪声。</w:t>
+      </w:r>
+      <w:r>
+        <w:rPr>
+          <w:vertAlign w:val="superscript"/>
+        </w:rPr>
+        <w:t xml:space="preserve">b</w:t>
+      </w:r>
+      <w:r>
+        <w:t xml:space="preserve"> </w:t>
+      </w:r>
+      <w:r>
+        <w:t xml:space="preserve">原实现，A1单独加入直流内阻（补充说明S6）。</w:t>
+      </w:r>
+      <w:r>
+        <w:rPr>
+          <w:vertAlign w:val="superscript"/>
+        </w:rPr>
+        <w:t xml:space="preserve">c</w:t>
+      </w:r>
+      <w:r>
+        <w:t xml:space="preserve"> </w:t>
+      </w:r>
+      <w:r>
+        <w:t xml:space="preserve">Holm校正。留一工况组验证下各工况组的误差见正文图8a。</w:t>
       </w:r>
     </w:p>
     <w:bookmarkEnd w:id="27"/>
@@ -23433,7 +23944,7 @@
               <a:graphicData uri="http://schemas.openxmlformats.org/drawingml/2006/picture">
                 <pic:pic>
                   <pic:nvPicPr>
-                    <pic:cNvPr descr="figs/figS1_patch_cdf.png" id="30" name="Picture"/>
+                    <pic:cNvPr descr="figures/figS1_patch_cdf.png" id="30" name="Picture"/>
                     <pic:cNvPicPr>
                       <a:picLocks noChangeArrowheads="1" noChangeAspect="1"/>
                     </pic:cNvPicPr>
@@ -23498,7 +24009,7 @@
               <a:graphicData uri="http://schemas.openxmlformats.org/drawingml/2006/picture">
                 <pic:pic>
                   <pic:nvPicPr>
-                    <pic:cNvPr descr="figs/figS2_K.png" id="33" name="Picture"/>
+                    <pic:cNvPr descr="figures/figS2_K.png" id="33" name="Picture"/>
                     <pic:cNvPicPr>
                       <a:picLocks noChangeArrowheads="1" noChangeAspect="1"/>
                     </pic:cNvPicPr>
@@ -23586,7 +24097,7 @@
               <a:graphicData uri="http://schemas.openxmlformats.org/drawingml/2006/picture">
                 <pic:pic>
                   <pic:nvPicPr>
-                    <pic:cNvPr descr="figs/figS3_bias_soh.png" id="36" name="Picture"/>
+                    <pic:cNvPr descr="figures/figS3_bias_soh.png" id="36" name="Picture"/>
                     <pic:cNvPicPr>
                       <a:picLocks noChangeArrowheads="1" noChangeAspect="1"/>
                     </pic:cNvPicPr>
@@ -23651,7 +24162,7 @@
               <a:graphicData uri="http://schemas.openxmlformats.org/drawingml/2006/picture">
                 <pic:pic>
                   <pic:nvPicPr>
-                    <pic:cNvPr descr="figs/figS4_cells.png" id="39" name="Picture"/>
+                    <pic:cNvPr descr="figures/figS4_cells.png" id="39" name="Picture"/>
                     <pic:cNvPicPr>
                       <a:picLocks noChangeArrowheads="1" noChangeAspect="1"/>
                     </pic:cNvPicPr>
@@ -23716,7 +24227,7 @@
               <a:graphicData uri="http://schemas.openxmlformats.org/drawingml/2006/picture">
                 <pic:pic>
                   <pic:nvPicPr>
-                    <pic:cNvPr descr="figs/figS5_groups.png" id="42" name="Picture"/>
+                    <pic:cNvPr descr="figures/figS5_groups.png" id="42" name="Picture"/>
                     <pic:cNvPicPr>
                       <a:picLocks noChangeArrowheads="1" noChangeAspect="1"/>
                     </pic:cNvPicPr>

--- a/manuscript/zh/LFP_SOH_PulseFusion_Supplementary_ZH.docx
+++ b/manuscript/zh/LFP_SOH_PulseFusion_Supplementary_ZH.docx
@@ -100,7 +100,7 @@
         <w:pStyle w:val="ContentsEntry"/>
       </w:pPr>
       <w:r>
-        <w:t xml:space="preserve">补充说明S3 传统回归器的超参数网格</w:t>
+        <w:t xml:space="preserve">补充说明S3 统计检验族</w:t>
       </w:r>
     </w:p>
     <w:p>
@@ -108,7 +108,7 @@
         <w:pStyle w:val="ContentsEntry"/>
       </w:pPr>
       <w:r>
-        <w:t xml:space="preserve">补充说明S4 统计检验族</w:t>
+        <w:t xml:space="preserve">补充说明S4 泛化性、稳健性与部署实验所用的独立复现实现</w:t>
       </w:r>
     </w:p>
     <w:p>
@@ -116,23 +116,7 @@
         <w:pStyle w:val="ContentsEntry"/>
       </w:pPr>
       <w:r>
-        <w:t xml:space="preserve">补充说明S5 GBDT主干之上的波形增量</w:t>
-      </w:r>
-    </w:p>
-    <w:p>
-      <w:pPr>
-        <w:pStyle w:val="ContentsEntry"/>
-      </w:pPr>
-      <w:r>
-        <w:t xml:space="preserve">补充说明S6 泛化性、稳健性与部署实验所用的独立复现实现</w:t>
-      </w:r>
-    </w:p>
-    <w:p>
-      <w:pPr>
-        <w:pStyle w:val="ContentsEntry"/>
-      </w:pPr>
-      <w:r>
-        <w:t xml:space="preserve">补充算法S1；补充表S1～S7；补充图S1～S5</w:t>
+        <w:t xml:space="preserve">补充算法S1；补充表S1～S6；补充图S1～S5</w:t>
       </w:r>
     </w:p>
     <w:bookmarkStart w:id="20" w:name="补充说明s1-人工特征定义"/>
@@ -10095,13 +10079,13 @@
       </w:r>
     </w:p>
     <w:bookmarkEnd w:id="21"/>
-    <w:bookmarkStart w:id="22" w:name="补充说明s3-传统回归器的超参数网格"/>
+    <w:bookmarkStart w:id="22" w:name="补充说明s3-统计检验族"/>
     <w:p>
       <w:pPr>
         <w:pStyle w:val="Heading1"/>
       </w:pPr>
       <w:r>
-        <w:t xml:space="preserve">补充说明S3 传统回归器的超参数网格</w:t>
+        <w:t xml:space="preserve">补充说明S3 统计检验族</w:t>
       </w:r>
     </w:p>
     <w:p>
@@ -10109,48 +10093,40 @@
         <w:pStyle w:val="FirstParagraph"/>
       </w:pPr>
       <w:r>
-        <w:t xml:space="preserve">超参数在各折验证电芯上按电芯宏平均RMSE选择，与神经网络早停使用同一批验证电芯；选定的模型不在训练与验证电芯上重新拟合。岭回归：正则系数取10</w:t>
-      </w:r>
-      <w:r>
-        <w:rPr>
-          <w:vertAlign w:val="superscript"/>
-        </w:rPr>
-        <w:t xml:space="preserve">−4</w:t>
-      </w:r>
-      <w:r>
-        <w:t xml:space="preserve">～10</w:t>
-      </w:r>
-      <w:r>
-        <w:rPr>
-          <w:vertAlign w:val="superscript"/>
-        </w:rPr>
-        <w:t xml:space="preserve">3</w:t>
-      </w:r>
-      <w:r>
-        <w:t xml:space="preserve">。随机森林：300棵树，最大特征比例 ∈ {0.33, 1.0}，最小叶样本数 ∈ {1, 5, 20}，种子0、1、2。GBDT（scikit-learn直方图梯度提升实现）：学习率 ∈ {0.05, 0.1}，最大叶节点数 ∈ {15, 31}，最小叶样本数 ∈ {20, 100}，迭代次数 ∈ {300, 1,000}。RBF-SVR：惩罚系数</w:t>
+        <w:t xml:space="preserve">在以下预先规定的检验族内实施Holm校正，显著性水平α = 0.05：（1）14个编码器组合相对MLP + CNN组合的比较；（2）5种波形补充相对A2的比较；（3）消融确证族R0 − A1、R0 − A2、R0 − A3与A3 − A4；（4）3个片段配置相对R0的比较；（5）3个适配消融相对R0的比较；（6）6个特征数量水平相对</w:t>
       </w:r>
       <w:r>
         <w:rPr>
           <w:i/>
           <w:iCs/>
         </w:rPr>
-        <w:t xml:space="preserve">C</w:t>
+        <w:t xml:space="preserve">K</w:t>
       </w:r>
       <w:r>
         <w:t xml:space="preserve"> </w:t>
       </w:r>
       <w:r>
-        <w:t xml:space="preserve">∈ {1, 10, 100}，不敏感带宽ε ∈ {0.05, 0.1}（标准化目标尺度），核宽度按scikit-learn的“scale”规则设定。GPR：核函数为常数核与RBF核之积加白噪声核；核超参数在固定的2,000条训练记录子样本上以极大似然优化（2次随机重启），随后以全部训练记录对模型进行条件化。除随机森林外，其余算法均为确定性算法。</w:t>
+        <w:t xml:space="preserve">= 50的比较，RMSE与MAE各自成族；（7）已有方法复现模型分别相对A2与R0的比较（扩展检验族，校正后的</w:t>
+      </w:r>
+      <w:r>
+        <w:rPr>
+          <w:i/>
+          <w:iCs/>
+        </w:rPr>
+        <w:t xml:space="preserve">p</w:t>
+      </w:r>
+      <w:r>
+        <w:t xml:space="preserve">值偏保守）。A1 − A2为单独的预设比较，不作校正。边际效应、差中差、分层增量、残差互补性与低SOH偏差均为描述性分析。置信区间以固定划分和已训练模型为条件，未涵盖重新采集数据或重新划分所带来的变异。</w:t>
       </w:r>
     </w:p>
     <w:bookmarkEnd w:id="22"/>
-    <w:bookmarkStart w:id="23" w:name="补充说明s4-统计检验族"/>
+    <w:bookmarkStart w:id="23" w:name="补充说明s4-泛化性稳健性与部署实验所用的独立复现实现"/>
     <w:p>
       <w:pPr>
         <w:pStyle w:val="Heading1"/>
       </w:pPr>
       <w:r>
-        <w:t xml:space="preserve">补充说明S4 统计检验族</w:t>
+        <w:t xml:space="preserve">补充说明S4 泛化性、稳健性与部署实验所用的独立复现实现</w:t>
       </w:r>
     </w:p>
     <w:p>
@@ -10158,7 +10134,43 @@
         <w:pStyle w:val="FirstParagraph"/>
       </w:pPr>
       <w:r>
-        <w:t xml:space="preserve">在以下预先规定的检验族内实施Holm校正，显著性水平α = 0.05：（1）14个编码器组合相对MLP + CNN组合的比较；（2）5种波形补充相对A2的比较；（3）消融确证族R0 − A1、R0 − A2、R0 − A3与A3 − A4；（4）3个片段配置相对R0的比较；（5）3个适配消融相对R0的比较；（6）6个特征数量水平相对</w:t>
+        <w:t xml:space="preserve">4.6节中除NMC/石墨数据集主结果外的实验均采用以Python编写的、对本文协议的独立复现实现完成（NumPy、scikit-learn 1.9和PyTorch 2.14，在CPU上运行，每次运行单线程），以数据发布方处理后的脉冲文件[31]为起点。清洗结果与原记录数完全一致：清洗前2,855个组共17,130条记录，第42次RPT处剔除192条记录，清洗后2,823个完整组共16,938条记录（SOH 72.34～100%）。143项波形特征按补充说明S1的定义实现；这些定义未规定的细节（如全局波形量的分位水平以及补充说明S1中未列出的9项电压差）可能与原代码不同，响应时间水平取0.5、0.632和0.9。尽管如此，特征筛选结果相近：第0折选出16项频域与小波量、14项分段统计量、11项差分动力学量、6项全局波形量、1项瞬态边界量和1项非线性复杂度量，以及排在第13位的直流内阻；44项特征在每折中均入选，57项至少在一折中入选。划分置换使用NumPy默认随机数发生器（种子42），可复现各折的规模，但不一定复现原运行中各折的电芯构成。网络结构、损失函数、优化器、学习率调度、早停与初始化种子均沿用正文3.2～3.4节，位置嵌入按U(−0.02, 0.02)初始化。</w:t>
+      </w:r>
+    </w:p>
+    <w:p>
+      <w:pPr>
+        <w:pStyle w:val="BodyText"/>
+      </w:pPr>
+      <w:r>
+        <w:t xml:space="preserve">在原始五折协议下，复现实现得到的R0和A2的RMSE分别为1.427和1.474个百分点（报告值分别为1.377和1.500个百分点）。波形增量的符号与显著性保持不变（−0.046个百分点，区间−0.070～−0.023；</w:t>
+      </w:r>
+      <w:r>
+        <w:rPr>
+          <w:i/>
+          <w:iCs/>
+        </w:rPr>
+        <w:t xml:space="preserve">p</w:t>
+      </w:r>
+      <w:r>
+        <w:t xml:space="preserve"> </w:t>
+      </w:r>
+      <w:r>
+        <w:t xml:space="preserve">&lt; 0.001；64个电芯中42个改善），电芯12和电芯3仍分别是估计最好和最差的电芯。补充表S6列出了全部复现结果。</w:t>
+      </w:r>
+    </w:p>
+    <w:p>
+      <w:pPr>
+        <w:pStyle w:val="BodyText"/>
+      </w:pPr>
+      <w:r>
+        <w:rPr>
+          <w:i/>
+          <w:iCs/>
+        </w:rPr>
+        <w:t xml:space="preserve">NMC/石墨数据集。</w:t>
+      </w:r>
+      <w:r>
+        <w:t xml:space="preserve">UConn-ILCC NMC数据集[31]在9个名义SOC下记录了相同的100 s脉冲；本文保留LFP所用的3个SOC（20%、50%和90%），每个RPT对应6种工况，共得到44个电芯的1,336个电芯–RPT组、8,016条记录，SOH范围为41.2%～100%。由于NMC电芯的内阻较高，式（2）中的电压单步跳变上限和极差上限分别放宽至0.3 V和0.8 V，未剔除任何记录。正文结果由原实现得到（5折×3个种子，</w:t>
       </w:r>
       <w:r>
         <w:rPr>
@@ -10171,25 +10183,20 @@
         <w:t xml:space="preserve"> </w:t>
       </w:r>
       <w:r>
-        <w:t xml:space="preserve">= 50的比较，RMSE与MAE各自成族；（7）传统回归器、信息来源对照、已有方法复现模型及事后配置分别相对A2与R0的比较（共30项）；（8）GBDT主干上的4项残差比较；（9）事后补充中加入原始波形的2项比较。A1 − A2为单独的预设比较，不作校正。边际效应、差中差、分层增量、残差互补性与低SOH偏差均为描述性分析。置信区间以固定划分和已训练模型为条件，未涵盖重新采集数据或重新划分所带来的变异。</w:t>
-      </w:r>
-    </w:p>
-    <w:bookmarkEnd w:id="23"/>
-    <w:bookmarkStart w:id="24" w:name="补充说明s5-gbdt主干之上的波形增量"/>
-    <w:p>
-      <w:pPr>
-        <w:pStyle w:val="Heading1"/>
-      </w:pPr>
-      <w:r>
-        <w:t xml:space="preserve">补充说明S5 GBDT主干之上的波形增量</w:t>
-      </w:r>
-    </w:p>
-    <w:p>
-      <w:pPr>
-        <w:pStyle w:val="FirstParagraph"/>
-      </w:pPr>
-      <w:r>
-        <w:t xml:space="preserve">以补充说明S3中选定的GBDT为主干，由结构与R0、A2和A1相同的网络学习其残差（正文3.5.4节）。波形增量(G+R0) − (G+A2)为−0.008个百分点，64个电芯中36个改善（Holm校正后</w:t>
+        <w:t xml:space="preserve">= 50，</w:t>
+      </w:r>
+      <w:r>
+        <w:rPr>
+          <w:i/>
+          <w:iCs/>
+        </w:rPr>
+        <w:t xml:space="preserve">λ</w:t>
+      </w:r>
+      <w:r>
+        <w:t xml:space="preserve"> </w:t>
+      </w:r>
+      <w:r>
+        <w:t xml:space="preserve">= 0.1，与LFP相同）：R0为1.968个百分点，A2为2.132个百分点，R0 − A2 = −0.163个百分点（Holm校正后</w:t>
       </w:r>
       <w:r>
         <w:rPr>
@@ -10202,25 +10209,20 @@
         <w:t xml:space="preserve"> </w:t>
       </w:r>
       <w:r>
-        <w:t xml:space="preserve">= 0.35）；各残差学习器相对单独的GBDT均无显著改善。将101点标准化电压直接作为附加输入列追加到GBDT（扩展网格，最大叶节点数至63、迭代次数至3,000）和RBF-SVR中并重新调参，同样未得到可检测的增益。上述分析是在看到部分GBDT结果之后设立的，因此作为事后分析报告。</w:t>
-      </w:r>
-    </w:p>
-    <w:bookmarkEnd w:id="24"/>
-    <w:bookmarkStart w:id="25" w:name="补充说明s6-泛化性稳健性与部署实验所用的独立复现实现"/>
-    <w:p>
-      <w:pPr>
-        <w:pStyle w:val="Heading1"/>
-      </w:pPr>
-      <w:r>
-        <w:t xml:space="preserve">补充说明S6 泛化性、稳健性与部署实验所用的独立复现实现</w:t>
-      </w:r>
-    </w:p>
-    <w:p>
-      <w:pPr>
-        <w:pStyle w:val="FirstParagraph"/>
-      </w:pPr>
-      <w:r>
-        <w:t xml:space="preserve">4.6节中除NMC/石墨数据集主结果外的实验均采用以Python编写的、对本文协议的独立复现实现完成（NumPy、scikit-learn 1.9和PyTorch 2.14，在CPU上运行，每次运行单线程），以数据发布方处理后的脉冲文件[31]为起点。清洗结果与原记录数完全一致：清洗前2,855个组共17,130条记录，第42次RPT处剔除192条记录，清洗后2,823个完整组共16,938条记录（SOH 72.34～100%）。143项波形特征按补充说明S1的定义实现；这些定义未规定的细节（如全局波形量的分位水平以及补充说明S1中未列出的9项电压差）可能与原代码不同，响应时间水平取0.5、0.632和0.9。尽管如此，特征筛选结果相近：第0折选出16项频域与小波量、14项分段统计量、11项差分动力学量、6项全局波形量、1项瞬态边界量和1项非线性复杂度量，以及排在第13位的直流内阻；44项特征在每折中均入选，57项至少在一折中入选。划分置换使用NumPy默认随机数发生器（种子42），可复现各折的规模，但不一定复现原运行中各折的电芯构成。网络结构、损失函数、优化器、学习率调度、早停与初始化种子均沿用正文3.2～3.4节，位置嵌入按U(−0.02, 0.02)初始化。</w:t>
+        <w:t xml:space="preserve">= 0.0004，39/44），A1为2.468个百分点。直流内阻与SOH高度相关（</w:t>
+      </w:r>
+      <w:r>
+        <w:rPr>
+          <w:i/>
+          <w:iCs/>
+        </w:rPr>
+        <w:t xml:space="preserve">ρ</w:t>
+      </w:r>
+      <w:r>
+        <w:t xml:space="preserve"> </w:t>
+      </w:r>
+      <w:r>
+        <w:t xml:space="preserve">≈ −0.82），但因与已选波形特征冗余而未进入任何一折的50项特征，因此A1按其定义单独加入直流内阻；R0与A2均按原流程运行。</w:t>
       </w:r>
     </w:p>
     <w:p>
@@ -10228,7 +10230,14 @@
         <w:pStyle w:val="BodyText"/>
       </w:pPr>
       <w:r>
-        <w:t xml:space="preserve">在原始五折协议下，复现实现得到的R0、A2和GBDT的RMSE分别为1.427、1.474和1.028个百分点（报告值分别为1.377、1.500和1.022个百分点）。波形增量的符号与显著性保持不变（−0.046个百分点，区间−0.070～−0.023；</w:t>
+        <w:rPr>
+          <w:i/>
+          <w:iCs/>
+        </w:rPr>
+        <w:t xml:space="preserve">复现实现与原实现的差异。</w:t>
+      </w:r>
+      <w:r>
+        <w:t xml:space="preserve">复现实现在NMC上未得到波形增量（R0为2.030个百分点，A2为2.026个百分点，R0 − A2 = +0.004个百分点，</w:t>
       </w:r>
       <w:r>
         <w:rPr>
@@ -10241,57 +10250,43 @@
         <w:t xml:space="preserve"> </w:t>
       </w:r>
       <w:r>
-        <w:t xml:space="preserve">&lt; 0.001；64个电芯中42个改善），电芯12和电芯3仍分别是估计最好和最差的电芯。补充表S7列出了全部复现结果。传统基线中，岭回归、RBF-SVR、只用</w:t>
+        <w:t xml:space="preserve">= 0.90）。诊断分析表明，差异来自主干特征：复现实现的特征在绝对电压上计算，在NMC上会选入脉冲前电压、末点电压、电压分位数等绝对电压水平特征（第0折6项，LFP上基本不选）。NMC开路电压曲线具有斜率，容量衰减使脉冲时的实际SOC偏离名义值，脉冲前电压与SOH的相关系数绝对值平均为0.93（LFP为0.36），由脉冲前电压预测实际SOC偏移的</w:t>
       </w:r>
       <w:r>
         <w:rPr>
           <w:i/>
           <w:iCs/>
         </w:rPr>
-        <w:t xml:space="preserve">τ</w:t>
-      </w:r>
-      <w:r>
-        <w:t xml:space="preserve">的对照以及不含</w:t>
+        <w:t xml:space="preserve">R</w:t>
+      </w:r>
+      <w:r>
+        <w:t xml:space="preserve">²为0.964（LFP为0.489）。主干已经获得这部分信息时，波形分支的动态信息与之部分重叠：在每种脉冲工况内，所选特征可解释ΔV前10个主成分方差的99.4%（LFP为18.3%）。将28项绝对电压水平特征从候选特征中移除后，复现实现的A2为2.098个百分点，R0为1.940个百分点，R0 − A2 = −0.158个百分点（−0.205～−0.112，</w:t>
       </w:r>
       <w:r>
         <w:rPr>
           <w:i/>
           <w:iCs/>
         </w:rPr>
-        <w:t xml:space="preserve">τ</w:t>
-      </w:r>
-      <w:r>
-        <w:t xml:space="preserve">的岭回归和GBDT已重新运行（补充表S5）；凡有报告值者，复现值与之接近（RBF-SVR为1.007对1.026个百分点，不含</w:t>
+        <w:t xml:space="preserve">p</w:t>
+      </w:r>
+      <w:r>
+        <w:t xml:space="preserve"> </w:t>
+      </w:r>
+      <w:r>
+        <w:t xml:space="preserve">&lt; 0.001，36/44），与原实现一致。改用全部9个SOC（24,048条记录）不改变复现实现的结论（R0 − A2 = +0.017个百分点，</w:t>
       </w:r>
       <w:r>
         <w:rPr>
           <w:i/>
           <w:iCs/>
         </w:rPr>
-        <w:t xml:space="preserve">τ</w:t>
-      </w:r>
-      <w:r>
-        <w:t xml:space="preserve">的GBDT为1.698对1.663个百分点，只用</w:t>
-      </w:r>
-      <w:r>
-        <w:rPr>
-          <w:i/>
-          <w:iCs/>
-        </w:rPr>
-        <w:t xml:space="preserve">τ</w:t>
-      </w:r>
-      <w:r>
-        <w:t xml:space="preserve">的模型约为3个百分点）。全输入的随机森林与GPR以及不含</w:t>
-      </w:r>
-      <w:r>
-        <w:rPr>
-          <w:i/>
-          <w:iCs/>
-        </w:rPr>
-        <w:t xml:space="preserve">τ</w:t>
-      </w:r>
-      <w:r>
-        <w:t xml:space="preserve">的随机森林因计算与内存开销较大而未重新运行。</w:t>
+        <w:t xml:space="preserve">p</w:t>
+      </w:r>
+      <w:r>
+        <w:t xml:space="preserve"> </w:t>
+      </w:r>
+      <w:r>
+        <w:t xml:space="preserve">= 0.67），说明差异并非数据量所致。</w:t>
       </w:r>
     </w:p>
     <w:p>
@@ -10303,141 +10298,10 @@
           <w:i/>
           <w:iCs/>
         </w:rPr>
-        <w:t xml:space="preserve">NMC/石墨数据集。</w:t>
-      </w:r>
-      <w:r>
-        <w:t xml:space="preserve">UConn-ILCC NMC数据集[31]在9个名义SOC下记录了相同的100 s脉冲；本文保留LFP所用的3个SOC（20%、50%和90%），每个RPT对应6种工况，共得到44个电芯的1,336个电芯–RPT组、8,016条记录，SOH范围为41.2%～100%。由于NMC电芯的内阻较高，式（2）中的电压单步跳变上限和极差上限分别放宽至0.3 V和0.8 V，未剔除任何记录。正文结果由原实现得到（5折×3个种子，</w:t>
-      </w:r>
-      <w:r>
-        <w:rPr>
-          <w:i/>
-          <w:iCs/>
-        </w:rPr>
-        <w:t xml:space="preserve">K</w:t>
-      </w:r>
-      <w:r>
-        <w:t xml:space="preserve"> </w:t>
-      </w:r>
-      <w:r>
-        <w:t xml:space="preserve">= 50，</w:t>
-      </w:r>
-      <w:r>
-        <w:rPr>
-          <w:i/>
-          <w:iCs/>
-        </w:rPr>
-        <w:t xml:space="preserve">λ</w:t>
-      </w:r>
-      <w:r>
-        <w:t xml:space="preserve"> </w:t>
-      </w:r>
-      <w:r>
-        <w:t xml:space="preserve">= 0.1，与LFP相同）：R0为1.968个百分点，A2为2.132个百分点，R0 − A2 = −0.163个百分点（Holm校正后</w:t>
-      </w:r>
-      <w:r>
-        <w:rPr>
-          <w:i/>
-          <w:iCs/>
-        </w:rPr>
-        <w:t xml:space="preserve">p</w:t>
-      </w:r>
-      <w:r>
-        <w:t xml:space="preserve"> </w:t>
-      </w:r>
-      <w:r>
-        <w:t xml:space="preserve">= 0.0004，39/44），A1为2.468个百分点，GBDT为0.965个百分点。直流内阻与SOH高度相关（</w:t>
-      </w:r>
-      <w:r>
-        <w:rPr>
-          <w:i/>
-          <w:iCs/>
-        </w:rPr>
-        <w:t xml:space="preserve">ρ</w:t>
-      </w:r>
-      <w:r>
-        <w:t xml:space="preserve"> </w:t>
-      </w:r>
-      <w:r>
-        <w:t xml:space="preserve">≈ −0.82），但因与已选波形特征冗余而未进入任何一折的50项特征，因此A1按其定义单独加入直流内阻；R0、A2与GBDT均按原流程运行。</w:t>
-      </w:r>
-    </w:p>
-    <w:p>
-      <w:pPr>
-        <w:pStyle w:val="BodyText"/>
-      </w:pPr>
-      <w:r>
-        <w:rPr>
-          <w:i/>
-          <w:iCs/>
-        </w:rPr>
-        <w:t xml:space="preserve">复现实现与原实现的差异。</w:t>
-      </w:r>
-      <w:r>
-        <w:t xml:space="preserve">复现实现在NMC上未得到波形增量（R0为2.030个百分点，A2为2.026个百分点，R0 − A2 = +0.004个百分点，</w:t>
-      </w:r>
-      <w:r>
-        <w:rPr>
-          <w:i/>
-          <w:iCs/>
-        </w:rPr>
-        <w:t xml:space="preserve">p</w:t>
-      </w:r>
-      <w:r>
-        <w:t xml:space="preserve"> </w:t>
-      </w:r>
-      <w:r>
-        <w:t xml:space="preserve">= 0.90）。诊断分析表明，差异来自主干特征：复现实现的特征在绝对电压上计算，在NMC上会选入脉冲前电压、末点电压、电压分位数等绝对电压水平特征（第0折6项，LFP上基本不选）。NMC开路电压曲线具有斜率，容量衰减使脉冲时的实际SOC偏离名义值，脉冲前电压与SOH的相关系数绝对值平均为0.93（LFP为0.36），由脉冲前电压预测实际SOC偏移的</w:t>
-      </w:r>
-      <w:r>
-        <w:rPr>
-          <w:i/>
-          <w:iCs/>
-        </w:rPr>
-        <w:t xml:space="preserve">R</w:t>
-      </w:r>
-      <w:r>
-        <w:t xml:space="preserve">²为0.964（LFP为0.489）。主干已经获得这部分信息时，波形分支的动态信息与之部分重叠：在每种脉冲工况内，所选特征可解释ΔV前10个主成分方差的99.4%（LFP为18.3%）。将28项绝对电压水平特征从候选特征中移除后，复现实现的A2为2.098个百分点，R0为1.940个百分点，R0 − A2 = −0.158个百分点（−0.205～−0.112，</w:t>
-      </w:r>
-      <w:r>
-        <w:rPr>
-          <w:i/>
-          <w:iCs/>
-        </w:rPr>
-        <w:t xml:space="preserve">p</w:t>
-      </w:r>
-      <w:r>
-        <w:t xml:space="preserve"> </w:t>
-      </w:r>
-      <w:r>
-        <w:t xml:space="preserve">&lt; 0.001，36/44），与原实现一致。改用全部9个SOC（24,048条记录）不改变复现实现的结论（R0 − A2 = +0.017个百分点，</w:t>
-      </w:r>
-      <w:r>
-        <w:rPr>
-          <w:i/>
-          <w:iCs/>
-        </w:rPr>
-        <w:t xml:space="preserve">p</w:t>
-      </w:r>
-      <w:r>
-        <w:t xml:space="preserve"> </w:t>
-      </w:r>
-      <w:r>
-        <w:t xml:space="preserve">= 0.67），说明差异并非数据量所致。</w:t>
-      </w:r>
-    </w:p>
-    <w:p>
-      <w:pPr>
-        <w:pStyle w:val="BodyText"/>
-      </w:pPr>
-      <w:r>
-        <w:rPr>
-          <w:i/>
-          <w:iCs/>
-        </w:rPr>
         <w:t xml:space="preserve">训练中未见的噪声。</w:t>
       </w:r>
       <w:r>
-        <w:t xml:space="preserve">若只在以无噪数据训练的模型的测试电压中加入高斯噪声，所有基于特征的模型都会大幅退化（σ</w:t>
+        <w:t xml:space="preserve">若只在以无噪数据训练的模型的测试电压中加入高斯噪声，两种神经网络模型都会大幅退化（σ</w:t>
       </w:r>
       <w:r>
         <w:rPr>
@@ -10449,11 +10313,11 @@
         <w:t xml:space="preserve"> </w:t>
       </w:r>
       <w:r>
-        <w:t xml:space="preserve">= 0.5 mV时：R0为4.37，A2为4.60，GBDT为1.48个百分点）。原因在于，在平滑的、分辨率为0.1 mV的重采样记录上计算的差分类与频谱类特征，对训练中不存在的噪声十分敏感。因此，模型应使用来自目标传感器的数据训练，或如4.6节匹配噪声实验那样采用相匹配的噪声增强。</w:t>
+        <w:t xml:space="preserve">= 0.5 mV时：R0为4.37，A2为4.60个百分点）。原因在于，在平滑的、分辨率为0.1 mV的重采样记录上计算的差分类与频谱类特征，对训练中不存在的噪声十分敏感。因此，模型应使用来自目标传感器的数据训练，或如4.6节匹配噪声实验那样采用相匹配的噪声增强。</w:t>
       </w:r>
     </w:p>
-    <w:bookmarkEnd w:id="25"/>
-    <w:bookmarkStart w:id="26" w:name="补充算法s1"/>
+    <w:bookmarkEnd w:id="23"/>
+    <w:bookmarkStart w:id="24" w:name="补充算法s1"/>
     <w:p>
       <w:pPr>
         <w:pStyle w:val="Heading1"/>
@@ -11510,8 +11374,8 @@
         <w:t xml:space="preserve">22: 配对差：5,000次折分层电芯bootstrap区间；5,000次双侧配对符号翻转检验；族内Holm校正</w:t>
       </w:r>
     </w:p>
-    <w:bookmarkEnd w:id="26"/>
-    <w:bookmarkStart w:id="27" w:name="补充表"/>
+    <w:bookmarkEnd w:id="24"/>
+    <w:bookmarkStart w:id="25" w:name="补充表"/>
     <w:p>
       <w:pPr>
         <w:pStyle w:val="Heading1"/>
@@ -15013,554 +14877,6 @@
         </w:trPr>
         <w:tc>
           <w:tcPr>
-            <w:tcBorders/>
-            <w:vAlign w:val="center"/>
-          </w:tcPr>
-          <w:p>
-            <w:pPr>
-              <w:pStyle w:val="TableText"/>
-              <w:jc w:val="left"/>
-            </w:pPr>
-            <w:r>
-              <w:rPr>
-                <w:noProof/>
-              </w:rPr>
-              <w:t xml:space="preserve">传统回归器</w:t>
-            </w:r>
-          </w:p>
-        </w:tc>
-        <w:tc>
-          <w:tcPr>
-            <w:tcBorders/>
-            <w:vAlign w:val="center"/>
-          </w:tcPr>
-          <w:p>
-            <w:pPr>
-              <w:pStyle w:val="TableText"/>
-              <w:jc w:val="left"/>
-            </w:pPr>
-            <w:r>
-              <w:rPr>
-                <w:noProof/>
-              </w:rPr>
-              <w:t xml:space="preserve">Ridge、随机森林、GBDT、SVR、GPR</w:t>
-            </w:r>
-          </w:p>
-        </w:tc>
-        <w:tc>
-          <w:tcPr>
-            <w:tcBorders/>
-            <w:vAlign w:val="center"/>
-          </w:tcPr>
-          <w:p>
-            <w:pPr>
-              <w:pStyle w:val="TableText"/>
-              <w:jc w:val="left"/>
-            </w:pPr>
-            <w:r>
-              <w:rPr>
-                <w:noProof/>
-              </w:rPr>
-              <w:t xml:space="preserve">与A2相同的51维输入</w:t>
-            </w:r>
-          </w:p>
-        </w:tc>
-        <w:tc>
-          <w:tcPr>
-            <w:tcBorders/>
-            <w:vAlign w:val="center"/>
-          </w:tcPr>
-          <w:p>
-            <w:pPr>
-              <w:pStyle w:val="TableText"/>
-              <w:jc w:val="left"/>
-            </w:pPr>
-            <w:r>
-              <w:rPr>
-                <w:noProof/>
-              </w:rPr>
-              <w:t xml:space="preserve">—</w:t>
-            </w:r>
-          </w:p>
-        </w:tc>
-        <w:tc>
-          <w:tcPr>
-            <w:tcBorders/>
-            <w:vAlign w:val="center"/>
-          </w:tcPr>
-          <w:p>
-            <w:pPr>
-              <w:pStyle w:val="TableText"/>
-              <w:jc w:val="center"/>
-            </w:pPr>
-            <w:r>
-              <w:rPr>
-                <w:noProof/>
-              </w:rPr>
-              <w:t xml:space="preserve">✓</w:t>
-            </w:r>
-          </w:p>
-        </w:tc>
-        <w:tc>
-          <w:tcPr>
-            <w:tcBorders/>
-            <w:vAlign w:val="center"/>
-          </w:tcPr>
-          <w:p>
-            <w:pPr>
-              <w:pStyle w:val="TableText"/>
-              <w:jc w:val="center"/>
-            </w:pPr>
-            <w:r>
-              <w:rPr>
-                <w:noProof/>
-              </w:rPr>
-              <w:t xml:space="preserve">—</w:t>
-            </w:r>
-          </w:p>
-        </w:tc>
-        <w:tc>
-          <w:tcPr>
-            <w:tcBorders/>
-            <w:vAlign w:val="center"/>
-          </w:tcPr>
-          <w:p>
-            <w:pPr>
-              <w:pStyle w:val="TableText"/>
-              <w:jc w:val="left"/>
-            </w:pPr>
-            <w:r>
-              <w:rPr>
-                <w:noProof/>
-              </w:rPr>
-              <w:t xml:space="preserve">每折1次（随机森林3次）</w:t>
-            </w:r>
-          </w:p>
-        </w:tc>
-      </w:tr>
-      <w:tr>
-        <w:trPr>
-          <w:cantSplit/>
-        </w:trPr>
-        <w:tc>
-          <w:tcPr>
-            <w:tcBorders/>
-            <w:vAlign w:val="center"/>
-          </w:tcPr>
-          <w:p>
-            <w:pPr>
-              <w:pStyle w:val="TableText"/>
-              <w:jc w:val="left"/>
-            </w:pPr>
-            <w:r>
-              <w:rPr>
-                <w:noProof/>
-              </w:rPr>
-              <w:t xml:space="preserve">信息来源对照</w:t>
-            </w:r>
-          </w:p>
-        </w:tc>
-        <w:tc>
-          <w:tcPr>
-            <w:tcBorders/>
-            <w:vAlign w:val="center"/>
-          </w:tcPr>
-          <w:p>
-            <w:pPr>
-              <w:pStyle w:val="TableText"/>
-              <w:jc w:val="left"/>
-            </w:pPr>
-            <w:r>
-              <w:rPr>
-                <w:noProof/>
-              </w:rPr>
-              <w:t xml:space="preserve">仅用</w:t>
-            </w:r>
-            <w:r>
-              <w:rPr>
-                <w:i/>
-                <w:iCs/>
-                <w:noProof/>
-              </w:rPr>
-              <w:t xml:space="preserve">τ</w:t>
-            </w:r>
-          </w:p>
-        </w:tc>
-        <w:tc>
-          <w:tcPr>
-            <w:tcBorders/>
-            <w:vAlign w:val="center"/>
-          </w:tcPr>
-          <w:p>
-            <w:pPr>
-              <w:pStyle w:val="TableText"/>
-              <w:jc w:val="left"/>
-            </w:pPr>
-            <w:r>
-              <w:rPr>
-                <w:noProof/>
-              </w:rPr>
-              <w:t xml:space="preserve">仅</w:t>
-            </w:r>
-            <w:r>
-              <w:rPr>
-                <w:i/>
-                <w:iCs/>
-                <w:noProof/>
-              </w:rPr>
-              <w:t xml:space="preserve">τ</w:t>
-            </w:r>
-          </w:p>
-        </w:tc>
-        <w:tc>
-          <w:tcPr>
-            <w:tcBorders/>
-            <w:vAlign w:val="center"/>
-          </w:tcPr>
-          <w:p>
-            <w:pPr>
-              <w:pStyle w:val="TableText"/>
-              <w:jc w:val="left"/>
-            </w:pPr>
-            <w:r>
-              <w:rPr>
-                <w:noProof/>
-              </w:rPr>
-              <w:t xml:space="preserve">—</w:t>
-            </w:r>
-          </w:p>
-        </w:tc>
-        <w:tc>
-          <w:tcPr>
-            <w:tcBorders/>
-            <w:vAlign w:val="center"/>
-          </w:tcPr>
-          <w:p>
-            <w:pPr>
-              <w:pStyle w:val="TableText"/>
-              <w:jc w:val="center"/>
-            </w:pPr>
-            <w:r>
-              <w:rPr>
-                <w:noProof/>
-              </w:rPr>
-              <w:t xml:space="preserve">✓</w:t>
-            </w:r>
-          </w:p>
-        </w:tc>
-        <w:tc>
-          <w:tcPr>
-            <w:tcBorders/>
-            <w:vAlign w:val="center"/>
-          </w:tcPr>
-          <w:p>
-            <w:pPr>
-              <w:pStyle w:val="TableText"/>
-              <w:jc w:val="center"/>
-            </w:pPr>
-            <w:r>
-              <w:rPr>
-                <w:noProof/>
-              </w:rPr>
-              <w:t xml:space="preserve">—</w:t>
-            </w:r>
-          </w:p>
-        </w:tc>
-        <w:tc>
-          <w:tcPr>
-            <w:tcBorders/>
-            <w:vAlign w:val="center"/>
-          </w:tcPr>
-          <w:p>
-            <w:pPr>
-              <w:pStyle w:val="TableText"/>
-              <w:jc w:val="left"/>
-            </w:pPr>
-            <w:r>
-              <w:rPr>
-                <w:noProof/>
-              </w:rPr>
-              <w:t xml:space="preserve">每折1次（随机森林3次）</w:t>
-            </w:r>
-          </w:p>
-        </w:tc>
-      </w:tr>
-      <w:tr>
-        <w:trPr>
-          <w:cantSplit/>
-        </w:trPr>
-        <w:tc>
-          <w:tcPr>
-            <w:tcBorders/>
-            <w:vAlign w:val="center"/>
-          </w:tcPr>
-          <w:p>
-            <w:pPr>
-              <w:pStyle w:val="TableText"/>
-              <w:jc w:val="left"/>
-            </w:pPr>
-            <w:r>
-              <w:rPr>
-                <w:noProof/>
-              </w:rPr>
-              <w:t xml:space="preserve">信息来源对照</w:t>
-            </w:r>
-          </w:p>
-        </w:tc>
-        <w:tc>
-          <w:tcPr>
-            <w:tcBorders/>
-            <w:vAlign w:val="center"/>
-          </w:tcPr>
-          <w:p>
-            <w:pPr>
-              <w:pStyle w:val="TableText"/>
-              <w:jc w:val="left"/>
-            </w:pPr>
-            <w:r>
-              <w:rPr>
-                <w:noProof/>
-              </w:rPr>
-              <w:t xml:space="preserve">不含</w:t>
-            </w:r>
-            <w:r>
-              <w:rPr>
-                <w:i/>
-                <w:iCs/>
-                <w:noProof/>
-              </w:rPr>
-              <w:t xml:space="preserve">τ</w:t>
-            </w:r>
-          </w:p>
-        </w:tc>
-        <w:tc>
-          <w:tcPr>
-            <w:tcBorders/>
-            <w:vAlign w:val="center"/>
-          </w:tcPr>
-          <w:p>
-            <w:pPr>
-              <w:pStyle w:val="TableText"/>
-              <w:jc w:val="left"/>
-            </w:pPr>
-            <w:r>
-              <w:rPr>
-                <w:noProof/>
-              </w:rPr>
-              <w:t xml:space="preserve">50项特征</w:t>
-            </w:r>
-          </w:p>
-        </w:tc>
-        <w:tc>
-          <w:tcPr>
-            <w:tcBorders/>
-            <w:vAlign w:val="center"/>
-          </w:tcPr>
-          <w:p>
-            <w:pPr>
-              <w:pStyle w:val="TableText"/>
-              <w:jc w:val="left"/>
-            </w:pPr>
-            <w:r>
-              <w:rPr>
-                <w:noProof/>
-              </w:rPr>
-              <w:t xml:space="preserve">—</w:t>
-            </w:r>
-          </w:p>
-        </w:tc>
-        <w:tc>
-          <w:tcPr>
-            <w:tcBorders/>
-            <w:vAlign w:val="center"/>
-          </w:tcPr>
-          <w:p>
-            <w:pPr>
-              <w:pStyle w:val="TableText"/>
-              <w:jc w:val="center"/>
-            </w:pPr>
-            <w:r>
-              <w:rPr>
-                <w:noProof/>
-              </w:rPr>
-              <w:t xml:space="preserve">—</w:t>
-            </w:r>
-          </w:p>
-        </w:tc>
-        <w:tc>
-          <w:tcPr>
-            <w:tcBorders/>
-            <w:vAlign w:val="center"/>
-          </w:tcPr>
-          <w:p>
-            <w:pPr>
-              <w:pStyle w:val="TableText"/>
-              <w:jc w:val="center"/>
-            </w:pPr>
-            <w:r>
-              <w:rPr>
-                <w:noProof/>
-              </w:rPr>
-              <w:t xml:space="preserve">—</w:t>
-            </w:r>
-          </w:p>
-        </w:tc>
-        <w:tc>
-          <w:tcPr>
-            <w:tcBorders/>
-            <w:vAlign w:val="center"/>
-          </w:tcPr>
-          <w:p>
-            <w:pPr>
-              <w:pStyle w:val="TableText"/>
-              <w:jc w:val="left"/>
-            </w:pPr>
-            <w:r>
-              <w:rPr>
-                <w:noProof/>
-              </w:rPr>
-              <w:t xml:space="preserve">每折1次（随机森林3次）</w:t>
-            </w:r>
-          </w:p>
-        </w:tc>
-      </w:tr>
-      <w:tr>
-        <w:trPr>
-          <w:cantSplit/>
-        </w:trPr>
-        <w:tc>
-          <w:tcPr>
-            <w:tcBorders/>
-            <w:vAlign w:val="center"/>
-          </w:tcPr>
-          <w:p>
-            <w:pPr>
-              <w:pStyle w:val="TableText"/>
-              <w:jc w:val="left"/>
-            </w:pPr>
-            <w:r>
-              <w:rPr>
-                <w:noProof/>
-              </w:rPr>
-              <w:t xml:space="preserve">已有方法</w:t>
-            </w:r>
-          </w:p>
-        </w:tc>
-        <w:tc>
-          <w:tcPr>
-            <w:tcBorders/>
-            <w:vAlign w:val="center"/>
-          </w:tcPr>
-          <w:p>
-            <w:pPr>
-              <w:pStyle w:val="TableText"/>
-              <w:jc w:val="left"/>
-            </w:pPr>
-            <w:r>
-              <w:rPr>
-                <w:noProof/>
-              </w:rPr>
-              <w:t xml:space="preserve">Nowacki等[28]（复现）</w:t>
-            </w:r>
-          </w:p>
-        </w:tc>
-        <w:tc>
-          <w:tcPr>
-            <w:tcBorders/>
-            <w:vAlign w:val="center"/>
-          </w:tcPr>
-          <w:p>
-            <w:pPr>
-              <w:pStyle w:val="TableText"/>
-              <w:jc w:val="left"/>
-            </w:pPr>
-            <w:r>
-              <w:rPr>
-                <w:noProof/>
-              </w:rPr>
-              <w:t xml:space="preserve">—</w:t>
-            </w:r>
-          </w:p>
-        </w:tc>
-        <w:tc>
-          <w:tcPr>
-            <w:tcBorders/>
-            <w:vAlign w:val="center"/>
-          </w:tcPr>
-          <w:p>
-            <w:pPr>
-              <w:pStyle w:val="TableText"/>
-              <w:jc w:val="left"/>
-            </w:pPr>
-            <w:r>
-              <w:rPr>
-                <w:noProof/>
-              </w:rPr>
-              <w:t xml:space="preserve">原始ΔV，5 × 100 MLP</w:t>
-            </w:r>
-          </w:p>
-        </w:tc>
-        <w:tc>
-          <w:tcPr>
-            <w:tcBorders/>
-            <w:vAlign w:val="center"/>
-          </w:tcPr>
-          <w:p>
-            <w:pPr>
-              <w:pStyle w:val="TableText"/>
-              <w:jc w:val="center"/>
-            </w:pPr>
-            <w:r>
-              <w:rPr>
-                <w:noProof/>
-              </w:rPr>
-              <w:t xml:space="preserve">—</w:t>
-            </w:r>
-          </w:p>
-        </w:tc>
-        <w:tc>
-          <w:tcPr>
-            <w:tcBorders/>
-            <w:vAlign w:val="center"/>
-          </w:tcPr>
-          <w:p>
-            <w:pPr>
-              <w:pStyle w:val="TableText"/>
-              <w:jc w:val="center"/>
-            </w:pPr>
-            <w:r>
-              <w:rPr>
-                <w:noProof/>
-              </w:rPr>
-              <w:t xml:space="preserve">—</w:t>
-            </w:r>
-          </w:p>
-        </w:tc>
-        <w:tc>
-          <w:tcPr>
-            <w:tcBorders/>
-            <w:vAlign w:val="center"/>
-          </w:tcPr>
-          <w:p>
-            <w:pPr>
-              <w:pStyle w:val="TableText"/>
-              <w:jc w:val="left"/>
-            </w:pPr>
-            <w:r>
-              <w:rPr>
-                <w:noProof/>
-              </w:rPr>
-              <w:t xml:space="preserve">30个模型</w:t>
-            </w:r>
-          </w:p>
-        </w:tc>
-      </w:tr>
-      <w:tr>
-        <w:trPr>
-          <w:cantSplit/>
-        </w:trPr>
-        <w:tc>
-          <w:tcPr>
             <w:tcBorders>
               <w:bottom w:val="single" w:sz="12" w:space="0" w:color="000000"/>
             </w:tcBorders>
@@ -15575,7 +14891,7 @@
               <w:rPr>
                 <w:noProof/>
               </w:rPr>
-              <w:t xml:space="preserve">强主干</w:t>
+              <w:t xml:space="preserve">已有方法</w:t>
             </w:r>
           </w:p>
         </w:tc>
@@ -15595,7 +14911,7 @@
               <w:rPr>
                 <w:noProof/>
               </w:rPr>
-              <w:t xml:space="preserve">G+R0、G+A2、G+A1</w:t>
+              <w:t xml:space="preserve">Nowacki等[28]（复现）</w:t>
             </w:r>
           </w:p>
         </w:tc>
@@ -15615,7 +14931,7 @@
               <w:rPr>
                 <w:noProof/>
               </w:rPr>
-              <w:t xml:space="preserve">GBDT，网络学习残差</w:t>
+              <w:t xml:space="preserve">—</w:t>
             </w:r>
           </w:p>
         </w:tc>
@@ -15635,7 +14951,7 @@
               <w:rPr>
                 <w:noProof/>
               </w:rPr>
-              <w:t xml:space="preserve">同R0、A2、A1</w:t>
+              <w:t xml:space="preserve">原始ΔV，5 × 100 MLP</w:t>
             </w:r>
           </w:p>
         </w:tc>
@@ -15655,7 +14971,7 @@
               <w:rPr>
                 <w:noProof/>
               </w:rPr>
-              <w:t xml:space="preserve">✓</w:t>
+              <w:t xml:space="preserve">—</w:t>
             </w:r>
           </w:p>
         </w:tc>
@@ -15675,7 +14991,7 @@
               <w:rPr>
                 <w:noProof/>
               </w:rPr>
-              <w:t xml:space="preserve">0.1</w:t>
+              <w:t xml:space="preserve">—</w:t>
             </w:r>
           </w:p>
         </w:tc>
@@ -15695,7 +15011,7 @@
               <w:rPr>
                 <w:noProof/>
               </w:rPr>
-              <w:t xml:space="preserve">45</w:t>
+              <w:t xml:space="preserve">30个模型</w:t>
             </w:r>
           </w:p>
         </w:tc>
@@ -15706,7 +15022,7 @@
         <w:pStyle w:val="TableNote"/>
       </w:pPr>
       <w:r>
-        <w:t xml:space="preserve">神经网络配置均为5折 × 3个种子（共510次训练，另有30个复现模型）。GBDT/SVR追加原始电压的事后配置未列入本表。</w:t>
+        <w:t xml:space="preserve">神经网络配置均为5折 × 3个种子（共465次训练，另有30个复现模型）。</w:t>
       </w:r>
     </w:p>
     <w:p>
@@ -18350,7 +17666,7 @@
       </w:r>
       <w:r>
         <w:rPr/>
-        <w:t xml:space="preserve">传统回归器、信息来源对照与对照模型（SOH百分点）</w:t>
+        <w:t xml:space="preserve">人工特征数量的敏感性（SOH百分点）</w:t>
       </w:r>
     </w:p>
     <w:tbl>
@@ -18364,1623 +17680,7 @@
           <w:bottom w:w="15" w:type="dxa"/>
           <w:right w:w="60" w:type="dxa"/>
         </w:tblCellMar>
-        <w:tblCaption w:val="补充表S5 传统回归器、信息来源对照与对照模型（SOH百分点）"/>
-      </w:tblPr>
-      <w:tblGrid>
-        <w:gridCol w:w="2970"/>
-        <w:gridCol w:w="2530"/>
-        <w:gridCol w:w="990"/>
-        <w:gridCol w:w="1430"/>
-      </w:tblGrid>
-      <w:tr>
-        <w:trPr>
-          <w:tblHeader w:val="true"/>
-          <w:cantSplit/>
-        </w:trPr>
-        <w:tc>
-          <w:tcPr>
-            <w:tcBorders>
-              <w:top w:val="single" w:sz="12" w:space="0" w:color="000000"/>
-              <w:bottom w:val="single" w:sz="6" w:space="0" w:color="000000"/>
-            </w:tcBorders>
-            <w:vAlign w:val="center"/>
-          </w:tcPr>
-          <w:p>
-            <w:pPr>
-              <w:pStyle w:val="TableText"/>
-              <w:jc w:val="left"/>
-            </w:pPr>
-            <w:r>
-              <w:rPr>
-                <w:b/>
-                <w:noProof/>
-              </w:rPr>
-              <w:t xml:space="preserve">模型</w:t>
-            </w:r>
-          </w:p>
-        </w:tc>
-        <w:tc>
-          <w:tcPr>
-            <w:tcBorders>
-              <w:top w:val="single" w:sz="12" w:space="0" w:color="000000"/>
-              <w:bottom w:val="single" w:sz="6" w:space="0" w:color="000000"/>
-            </w:tcBorders>
-            <w:vAlign w:val="center"/>
-          </w:tcPr>
-          <w:p>
-            <w:pPr>
-              <w:pStyle w:val="TableText"/>
-              <w:jc w:val="left"/>
-            </w:pPr>
-            <w:r>
-              <w:rPr>
-                <w:b/>
-                <w:noProof/>
-              </w:rPr>
-              <w:t xml:space="preserve">输入</w:t>
-            </w:r>
-          </w:p>
-        </w:tc>
-        <w:tc>
-          <w:tcPr>
-            <w:tcBorders>
-              <w:top w:val="single" w:sz="12" w:space="0" w:color="000000"/>
-              <w:bottom w:val="single" w:sz="6" w:space="0" w:color="000000"/>
-            </w:tcBorders>
-            <w:vAlign w:val="center"/>
-          </w:tcPr>
-          <w:p>
-            <w:pPr>
-              <w:pStyle w:val="TableText"/>
-              <w:jc w:val="right"/>
-            </w:pPr>
-            <w:r>
-              <w:rPr>
-                <w:b/>
-                <w:noProof/>
-              </w:rPr>
-              <w:t xml:space="preserve">报告值</w:t>
-            </w:r>
-          </w:p>
-        </w:tc>
-        <w:tc>
-          <w:tcPr>
-            <w:tcBorders>
-              <w:top w:val="single" w:sz="12" w:space="0" w:color="000000"/>
-              <w:bottom w:val="single" w:sz="6" w:space="0" w:color="000000"/>
-            </w:tcBorders>
-            <w:vAlign w:val="center"/>
-          </w:tcPr>
-          <w:p>
-            <w:pPr>
-              <w:pStyle w:val="TableText"/>
-              <w:jc w:val="right"/>
-            </w:pPr>
-            <w:r>
-              <w:rPr>
-                <w:b/>
-                <w:noProof/>
-              </w:rPr>
-              <w:t xml:space="preserve">复现实现值</w:t>
-            </w:r>
-          </w:p>
-        </w:tc>
-      </w:tr>
-      <w:tr>
-        <w:trPr>
-          <w:cantSplit/>
-        </w:trPr>
-        <w:tc>
-          <w:tcPr>
-            <w:tcBorders/>
-            <w:vAlign w:val="center"/>
-          </w:tcPr>
-          <w:p>
-            <w:pPr>
-              <w:pStyle w:val="TableText"/>
-              <w:jc w:val="left"/>
-            </w:pPr>
-            <w:r>
-              <w:rPr>
-                <w:noProof/>
-              </w:rPr>
-              <w:t xml:space="preserve">R0（双分支）</w:t>
-            </w:r>
-          </w:p>
-        </w:tc>
-        <w:tc>
-          <w:tcPr>
-            <w:tcBorders/>
-            <w:vAlign w:val="center"/>
-          </w:tcPr>
-          <w:p>
-            <w:pPr>
-              <w:pStyle w:val="TableText"/>
-              <w:jc w:val="left"/>
-            </w:pPr>
-            <w:r>
-              <w:rPr>
-                <w:noProof/>
-              </w:rPr>
-              <w:t xml:space="preserve">人工特征＋</w:t>
-            </w:r>
-            <w:r>
-              <w:rPr>
-                <w:i/>
-                <w:iCs/>
-                <w:noProof/>
-              </w:rPr>
-              <w:t xml:space="preserve">τ</w:t>
-            </w:r>
-            <w:r>
-              <w:rPr>
-                <w:noProof/>
-              </w:rPr>
-              <w:t xml:space="preserve">＋ΔV</w:t>
-            </w:r>
-          </w:p>
-        </w:tc>
-        <w:tc>
-          <w:tcPr>
-            <w:tcBorders/>
-            <w:vAlign w:val="center"/>
-          </w:tcPr>
-          <w:p>
-            <w:pPr>
-              <w:pStyle w:val="TableText"/>
-              <w:jc w:val="right"/>
-            </w:pPr>
-            <w:r>
-              <w:rPr>
-                <w:noProof/>
-              </w:rPr>
-              <w:t xml:space="preserve">1.377</w:t>
-            </w:r>
-          </w:p>
-        </w:tc>
-        <w:tc>
-          <w:tcPr>
-            <w:tcBorders/>
-            <w:vAlign w:val="center"/>
-          </w:tcPr>
-          <w:p>
-            <w:pPr>
-              <w:pStyle w:val="TableText"/>
-              <w:jc w:val="right"/>
-            </w:pPr>
-            <w:r>
-              <w:rPr>
-                <w:noProof/>
-              </w:rPr>
-              <w:t xml:space="preserve">1.427</w:t>
-            </w:r>
-          </w:p>
-        </w:tc>
-      </w:tr>
-      <w:tr>
-        <w:trPr>
-          <w:cantSplit/>
-        </w:trPr>
-        <w:tc>
-          <w:tcPr>
-            <w:tcBorders/>
-            <w:vAlign w:val="center"/>
-          </w:tcPr>
-          <w:p>
-            <w:pPr>
-              <w:pStyle w:val="TableText"/>
-              <w:jc w:val="left"/>
-            </w:pPr>
-            <w:r>
-              <w:rPr>
-                <w:noProof/>
-              </w:rPr>
-              <w:t xml:space="preserve">A2（仅主干）</w:t>
-            </w:r>
-          </w:p>
-        </w:tc>
-        <w:tc>
-          <w:tcPr>
-            <w:tcBorders/>
-            <w:vAlign w:val="center"/>
-          </w:tcPr>
-          <w:p>
-            <w:pPr>
-              <w:pStyle w:val="TableText"/>
-              <w:jc w:val="left"/>
-            </w:pPr>
-            <w:r>
-              <w:rPr>
-                <w:noProof/>
-              </w:rPr>
-              <w:t xml:space="preserve">人工特征＋</w:t>
-            </w:r>
-            <w:r>
-              <w:rPr>
-                <w:i/>
-                <w:iCs/>
-                <w:noProof/>
-              </w:rPr>
-              <w:t xml:space="preserve">τ</w:t>
-            </w:r>
-          </w:p>
-        </w:tc>
-        <w:tc>
-          <w:tcPr>
-            <w:tcBorders/>
-            <w:vAlign w:val="center"/>
-          </w:tcPr>
-          <w:p>
-            <w:pPr>
-              <w:pStyle w:val="TableText"/>
-              <w:jc w:val="right"/>
-            </w:pPr>
-            <w:r>
-              <w:rPr>
-                <w:noProof/>
-              </w:rPr>
-              <w:t xml:space="preserve">1.500</w:t>
-            </w:r>
-          </w:p>
-        </w:tc>
-        <w:tc>
-          <w:tcPr>
-            <w:tcBorders/>
-            <w:vAlign w:val="center"/>
-          </w:tcPr>
-          <w:p>
-            <w:pPr>
-              <w:pStyle w:val="TableText"/>
-              <w:jc w:val="right"/>
-            </w:pPr>
-            <w:r>
-              <w:rPr>
-                <w:noProof/>
-              </w:rPr>
-              <w:t xml:space="preserve">1.474</w:t>
-            </w:r>
-          </w:p>
-        </w:tc>
-      </w:tr>
-      <w:tr>
-        <w:trPr>
-          <w:cantSplit/>
-        </w:trPr>
-        <w:tc>
-          <w:tcPr>
-            <w:tcBorders/>
-            <w:vAlign w:val="center"/>
-          </w:tcPr>
-          <w:p>
-            <w:pPr>
-              <w:pStyle w:val="TableText"/>
-              <w:jc w:val="left"/>
-            </w:pPr>
-            <w:r>
-              <w:rPr>
-                <w:noProof/>
-              </w:rPr>
-              <w:t xml:space="preserve">Ridge</w:t>
-            </w:r>
-          </w:p>
-        </w:tc>
-        <w:tc>
-          <w:tcPr>
-            <w:tcBorders/>
-            <w:vAlign w:val="center"/>
-          </w:tcPr>
-          <w:p>
-            <w:pPr>
-              <w:pStyle w:val="TableText"/>
-              <w:jc w:val="left"/>
-            </w:pPr>
-            <w:r>
-              <w:rPr>
-                <w:noProof/>
-              </w:rPr>
-              <w:t xml:space="preserve">人工特征＋</w:t>
-            </w:r>
-            <w:r>
-              <w:rPr>
-                <w:i/>
-                <w:iCs/>
-                <w:noProof/>
-              </w:rPr>
-              <w:t xml:space="preserve">τ</w:t>
-            </w:r>
-          </w:p>
-        </w:tc>
-        <w:tc>
-          <w:tcPr>
-            <w:tcBorders/>
-            <w:vAlign w:val="center"/>
-          </w:tcPr>
-          <w:p>
-            <w:pPr>
-              <w:pStyle w:val="TableText"/>
-              <w:jc w:val="right"/>
-            </w:pPr>
-            <w:r>
-              <w:rPr>
-                <w:noProof/>
-              </w:rPr>
-              <w:t xml:space="preserve">n.r.</w:t>
-            </w:r>
-          </w:p>
-        </w:tc>
-        <w:tc>
-          <w:tcPr>
-            <w:tcBorders/>
-            <w:vAlign w:val="center"/>
-          </w:tcPr>
-          <w:p>
-            <w:pPr>
-              <w:pStyle w:val="TableText"/>
-              <w:jc w:val="right"/>
-            </w:pPr>
-            <w:r>
-              <w:rPr>
-                <w:noProof/>
-              </w:rPr>
-              <w:t xml:space="preserve">1.879</w:t>
-            </w:r>
-          </w:p>
-        </w:tc>
-      </w:tr>
-      <w:tr>
-        <w:trPr>
-          <w:cantSplit/>
-        </w:trPr>
-        <w:tc>
-          <w:tcPr>
-            <w:tcBorders/>
-            <w:vAlign w:val="center"/>
-          </w:tcPr>
-          <w:p>
-            <w:pPr>
-              <w:pStyle w:val="TableText"/>
-              <w:jc w:val="left"/>
-            </w:pPr>
-            <w:r>
-              <w:rPr>
-                <w:noProof/>
-              </w:rPr>
-              <w:t xml:space="preserve">随机森林</w:t>
-            </w:r>
-          </w:p>
-        </w:tc>
-        <w:tc>
-          <w:tcPr>
-            <w:tcBorders/>
-            <w:vAlign w:val="center"/>
-          </w:tcPr>
-          <w:p>
-            <w:pPr>
-              <w:pStyle w:val="TableText"/>
-              <w:jc w:val="left"/>
-            </w:pPr>
-            <w:r>
-              <w:rPr>
-                <w:noProof/>
-              </w:rPr>
-              <w:t xml:space="preserve">人工特征＋</w:t>
-            </w:r>
-            <w:r>
-              <w:rPr>
-                <w:i/>
-                <w:iCs/>
-                <w:noProof/>
-              </w:rPr>
-              <w:t xml:space="preserve">τ</w:t>
-            </w:r>
-          </w:p>
-        </w:tc>
-        <w:tc>
-          <w:tcPr>
-            <w:tcBorders/>
-            <w:vAlign w:val="center"/>
-          </w:tcPr>
-          <w:p>
-            <w:pPr>
-              <w:pStyle w:val="TableText"/>
-              <w:jc w:val="right"/>
-            </w:pPr>
-            <w:r>
-              <w:rPr>
-                <w:noProof/>
-              </w:rPr>
-              <w:t xml:space="preserve">n.r.</w:t>
-            </w:r>
-          </w:p>
-        </w:tc>
-        <w:tc>
-          <w:tcPr>
-            <w:tcBorders/>
-            <w:vAlign w:val="center"/>
-          </w:tcPr>
-          <w:p>
-            <w:pPr>
-              <w:pStyle w:val="TableText"/>
-              <w:jc w:val="right"/>
-            </w:pPr>
-            <w:r>
-              <w:rPr>
-                <w:noProof/>
-              </w:rPr>
-              <w:t xml:space="preserve">—</w:t>
-            </w:r>
-          </w:p>
-        </w:tc>
-      </w:tr>
-      <w:tr>
-        <w:trPr>
-          <w:cantSplit/>
-        </w:trPr>
-        <w:tc>
-          <w:tcPr>
-            <w:tcBorders/>
-            <w:vAlign w:val="center"/>
-          </w:tcPr>
-          <w:p>
-            <w:pPr>
-              <w:pStyle w:val="TableText"/>
-              <w:jc w:val="left"/>
-            </w:pPr>
-            <w:r>
-              <w:rPr>
-                <w:noProof/>
-              </w:rPr>
-              <w:t xml:space="preserve">GBDT</w:t>
-            </w:r>
-          </w:p>
-        </w:tc>
-        <w:tc>
-          <w:tcPr>
-            <w:tcBorders/>
-            <w:vAlign w:val="center"/>
-          </w:tcPr>
-          <w:p>
-            <w:pPr>
-              <w:pStyle w:val="TableText"/>
-              <w:jc w:val="left"/>
-            </w:pPr>
-            <w:r>
-              <w:rPr>
-                <w:noProof/>
-              </w:rPr>
-              <w:t xml:space="preserve">人工特征＋</w:t>
-            </w:r>
-            <w:r>
-              <w:rPr>
-                <w:i/>
-                <w:iCs/>
-                <w:noProof/>
-              </w:rPr>
-              <w:t xml:space="preserve">τ</w:t>
-            </w:r>
-          </w:p>
-        </w:tc>
-        <w:tc>
-          <w:tcPr>
-            <w:tcBorders/>
-            <w:vAlign w:val="center"/>
-          </w:tcPr>
-          <w:p>
-            <w:pPr>
-              <w:pStyle w:val="TableText"/>
-              <w:jc w:val="right"/>
-            </w:pPr>
-            <w:r>
-              <w:rPr>
-                <w:noProof/>
-              </w:rPr>
-              <w:t xml:space="preserve">1.022</w:t>
-            </w:r>
-          </w:p>
-        </w:tc>
-        <w:tc>
-          <w:tcPr>
-            <w:tcBorders/>
-            <w:vAlign w:val="center"/>
-          </w:tcPr>
-          <w:p>
-            <w:pPr>
-              <w:pStyle w:val="TableText"/>
-              <w:jc w:val="right"/>
-            </w:pPr>
-            <w:r>
-              <w:rPr>
-                <w:noProof/>
-              </w:rPr>
-              <w:t xml:space="preserve">1.028</w:t>
-            </w:r>
-          </w:p>
-        </w:tc>
-      </w:tr>
-      <w:tr>
-        <w:trPr>
-          <w:cantSplit/>
-        </w:trPr>
-        <w:tc>
-          <w:tcPr>
-            <w:tcBorders/>
-            <w:vAlign w:val="center"/>
-          </w:tcPr>
-          <w:p>
-            <w:pPr>
-              <w:pStyle w:val="TableText"/>
-              <w:jc w:val="left"/>
-            </w:pPr>
-            <w:r>
-              <w:rPr>
-                <w:noProof/>
-              </w:rPr>
-              <w:t xml:space="preserve">RBF-SVR</w:t>
-            </w:r>
-          </w:p>
-        </w:tc>
-        <w:tc>
-          <w:tcPr>
-            <w:tcBorders/>
-            <w:vAlign w:val="center"/>
-          </w:tcPr>
-          <w:p>
-            <w:pPr>
-              <w:pStyle w:val="TableText"/>
-              <w:jc w:val="left"/>
-            </w:pPr>
-            <w:r>
-              <w:rPr>
-                <w:noProof/>
-              </w:rPr>
-              <w:t xml:space="preserve">人工特征＋</w:t>
-            </w:r>
-            <w:r>
-              <w:rPr>
-                <w:i/>
-                <w:iCs/>
-                <w:noProof/>
-              </w:rPr>
-              <w:t xml:space="preserve">τ</w:t>
-            </w:r>
-          </w:p>
-        </w:tc>
-        <w:tc>
-          <w:tcPr>
-            <w:tcBorders/>
-            <w:vAlign w:val="center"/>
-          </w:tcPr>
-          <w:p>
-            <w:pPr>
-              <w:pStyle w:val="TableText"/>
-              <w:jc w:val="right"/>
-            </w:pPr>
-            <w:r>
-              <w:rPr>
-                <w:noProof/>
-              </w:rPr>
-              <w:t xml:space="preserve">1.026</w:t>
-            </w:r>
-          </w:p>
-        </w:tc>
-        <w:tc>
-          <w:tcPr>
-            <w:tcBorders/>
-            <w:vAlign w:val="center"/>
-          </w:tcPr>
-          <w:p>
-            <w:pPr>
-              <w:pStyle w:val="TableText"/>
-              <w:jc w:val="right"/>
-            </w:pPr>
-            <w:r>
-              <w:rPr>
-                <w:noProof/>
-              </w:rPr>
-              <w:t xml:space="preserve">1.007</w:t>
-            </w:r>
-          </w:p>
-        </w:tc>
-      </w:tr>
-      <w:tr>
-        <w:trPr>
-          <w:cantSplit/>
-        </w:trPr>
-        <w:tc>
-          <w:tcPr>
-            <w:tcBorders/>
-            <w:vAlign w:val="center"/>
-          </w:tcPr>
-          <w:p>
-            <w:pPr>
-              <w:pStyle w:val="TableText"/>
-              <w:jc w:val="left"/>
-            </w:pPr>
-            <w:r>
-              <w:rPr>
-                <w:noProof/>
-              </w:rPr>
-              <w:t xml:space="preserve">GPR</w:t>
-            </w:r>
-          </w:p>
-        </w:tc>
-        <w:tc>
-          <w:tcPr>
-            <w:tcBorders/>
-            <w:vAlign w:val="center"/>
-          </w:tcPr>
-          <w:p>
-            <w:pPr>
-              <w:pStyle w:val="TableText"/>
-              <w:jc w:val="left"/>
-            </w:pPr>
-            <w:r>
-              <w:rPr>
-                <w:noProof/>
-              </w:rPr>
-              <w:t xml:space="preserve">人工特征＋</w:t>
-            </w:r>
-            <w:r>
-              <w:rPr>
-                <w:i/>
-                <w:iCs/>
-                <w:noProof/>
-              </w:rPr>
-              <w:t xml:space="preserve">τ</w:t>
-            </w:r>
-          </w:p>
-        </w:tc>
-        <w:tc>
-          <w:tcPr>
-            <w:tcBorders/>
-            <w:vAlign w:val="center"/>
-          </w:tcPr>
-          <w:p>
-            <w:pPr>
-              <w:pStyle w:val="TableText"/>
-              <w:jc w:val="right"/>
-            </w:pPr>
-            <w:r>
-              <w:rPr>
-                <w:noProof/>
-              </w:rPr>
-              <w:t xml:space="preserve">n.r.</w:t>
-            </w:r>
-          </w:p>
-        </w:tc>
-        <w:tc>
-          <w:tcPr>
-            <w:tcBorders/>
-            <w:vAlign w:val="center"/>
-          </w:tcPr>
-          <w:p>
-            <w:pPr>
-              <w:pStyle w:val="TableText"/>
-              <w:jc w:val="right"/>
-            </w:pPr>
-            <w:r>
-              <w:rPr>
-                <w:noProof/>
-              </w:rPr>
-              <w:t xml:space="preserve">—</w:t>
-            </w:r>
-          </w:p>
-        </w:tc>
-      </w:tr>
-      <w:tr>
-        <w:trPr>
-          <w:cantSplit/>
-        </w:trPr>
-        <w:tc>
-          <w:tcPr>
-            <w:tcBorders/>
-            <w:vAlign w:val="center"/>
-          </w:tcPr>
-          <w:p>
-            <w:pPr>
-              <w:pStyle w:val="TableText"/>
-              <w:jc w:val="left"/>
-            </w:pPr>
-            <w:r>
-              <w:rPr>
-                <w:noProof/>
-              </w:rPr>
-              <w:t xml:space="preserve">Ridge</w:t>
-            </w:r>
-          </w:p>
-        </w:tc>
-        <w:tc>
-          <w:tcPr>
-            <w:tcBorders/>
-            <w:vAlign w:val="center"/>
-          </w:tcPr>
-          <w:p>
-            <w:pPr>
-              <w:pStyle w:val="TableText"/>
-              <w:jc w:val="left"/>
-            </w:pPr>
-            <w:r>
-              <w:rPr>
-                <w:noProof/>
-              </w:rPr>
-              <w:t xml:space="preserve">仅</w:t>
-            </w:r>
-            <w:r>
-              <w:rPr>
-                <w:i/>
-                <w:iCs/>
-                <w:noProof/>
-              </w:rPr>
-              <w:t xml:space="preserve">τ</w:t>
-            </w:r>
-          </w:p>
-        </w:tc>
-        <w:tc>
-          <w:tcPr>
-            <w:tcBorders/>
-            <w:vAlign w:val="center"/>
-          </w:tcPr>
-          <w:p>
-            <w:pPr>
-              <w:pStyle w:val="TableText"/>
-              <w:jc w:val="right"/>
-            </w:pPr>
-            <w:r>
-              <w:rPr>
-                <w:noProof/>
-              </w:rPr>
-              <w:t xml:space="preserve">≈3</w:t>
-            </w:r>
-            <w:r>
-              <w:rPr>
-                <w:noProof/>
-                <w:vertAlign w:val="superscript"/>
-              </w:rPr>
-              <w:t xml:space="preserve">a</w:t>
-            </w:r>
-          </w:p>
-        </w:tc>
-        <w:tc>
-          <w:tcPr>
-            <w:tcBorders/>
-            <w:vAlign w:val="center"/>
-          </w:tcPr>
-          <w:p>
-            <w:pPr>
-              <w:pStyle w:val="TableText"/>
-              <w:jc w:val="right"/>
-            </w:pPr>
-            <w:r>
-              <w:rPr>
-                <w:noProof/>
-              </w:rPr>
-              <w:t xml:space="preserve">3.083</w:t>
-            </w:r>
-          </w:p>
-        </w:tc>
-      </w:tr>
-      <w:tr>
-        <w:trPr>
-          <w:cantSplit/>
-        </w:trPr>
-        <w:tc>
-          <w:tcPr>
-            <w:tcBorders/>
-            <w:vAlign w:val="center"/>
-          </w:tcPr>
-          <w:p>
-            <w:pPr>
-              <w:pStyle w:val="TableText"/>
-              <w:jc w:val="left"/>
-            </w:pPr>
-            <w:r>
-              <w:rPr>
-                <w:noProof/>
-              </w:rPr>
-              <w:t xml:space="preserve">随机森林</w:t>
-            </w:r>
-          </w:p>
-        </w:tc>
-        <w:tc>
-          <w:tcPr>
-            <w:tcBorders/>
-            <w:vAlign w:val="center"/>
-          </w:tcPr>
-          <w:p>
-            <w:pPr>
-              <w:pStyle w:val="TableText"/>
-              <w:jc w:val="left"/>
-            </w:pPr>
-            <w:r>
-              <w:rPr>
-                <w:noProof/>
-              </w:rPr>
-              <w:t xml:space="preserve">仅</w:t>
-            </w:r>
-            <w:r>
-              <w:rPr>
-                <w:i/>
-                <w:iCs/>
-                <w:noProof/>
-              </w:rPr>
-              <w:t xml:space="preserve">τ</w:t>
-            </w:r>
-          </w:p>
-        </w:tc>
-        <w:tc>
-          <w:tcPr>
-            <w:tcBorders/>
-            <w:vAlign w:val="center"/>
-          </w:tcPr>
-          <w:p>
-            <w:pPr>
-              <w:pStyle w:val="TableText"/>
-              <w:jc w:val="right"/>
-            </w:pPr>
-            <w:r>
-              <w:rPr>
-                <w:noProof/>
-              </w:rPr>
-              <w:t xml:space="preserve">≈3</w:t>
-            </w:r>
-            <w:r>
-              <w:rPr>
-                <w:noProof/>
-                <w:vertAlign w:val="superscript"/>
-              </w:rPr>
-              <w:t xml:space="preserve">a</w:t>
-            </w:r>
-          </w:p>
-        </w:tc>
-        <w:tc>
-          <w:tcPr>
-            <w:tcBorders/>
-            <w:vAlign w:val="center"/>
-          </w:tcPr>
-          <w:p>
-            <w:pPr>
-              <w:pStyle w:val="TableText"/>
-              <w:jc w:val="right"/>
-            </w:pPr>
-            <w:r>
-              <w:rPr>
-                <w:noProof/>
-              </w:rPr>
-              <w:t xml:space="preserve">3.095</w:t>
-            </w:r>
-          </w:p>
-        </w:tc>
-      </w:tr>
-      <w:tr>
-        <w:trPr>
-          <w:cantSplit/>
-        </w:trPr>
-        <w:tc>
-          <w:tcPr>
-            <w:tcBorders/>
-            <w:vAlign w:val="center"/>
-          </w:tcPr>
-          <w:p>
-            <w:pPr>
-              <w:pStyle w:val="TableText"/>
-              <w:jc w:val="left"/>
-            </w:pPr>
-            <w:r>
-              <w:rPr>
-                <w:noProof/>
-              </w:rPr>
-              <w:t xml:space="preserve">GBDT</w:t>
-            </w:r>
-          </w:p>
-        </w:tc>
-        <w:tc>
-          <w:tcPr>
-            <w:tcBorders/>
-            <w:vAlign w:val="center"/>
-          </w:tcPr>
-          <w:p>
-            <w:pPr>
-              <w:pStyle w:val="TableText"/>
-              <w:jc w:val="left"/>
-            </w:pPr>
-            <w:r>
-              <w:rPr>
-                <w:noProof/>
-              </w:rPr>
-              <w:t xml:space="preserve">仅</w:t>
-            </w:r>
-            <w:r>
-              <w:rPr>
-                <w:i/>
-                <w:iCs/>
-                <w:noProof/>
-              </w:rPr>
-              <w:t xml:space="preserve">τ</w:t>
-            </w:r>
-          </w:p>
-        </w:tc>
-        <w:tc>
-          <w:tcPr>
-            <w:tcBorders/>
-            <w:vAlign w:val="center"/>
-          </w:tcPr>
-          <w:p>
-            <w:pPr>
-              <w:pStyle w:val="TableText"/>
-              <w:jc w:val="right"/>
-            </w:pPr>
-            <w:r>
-              <w:rPr>
-                <w:noProof/>
-              </w:rPr>
-              <w:t xml:space="preserve">≈3</w:t>
-            </w:r>
-            <w:r>
-              <w:rPr>
-                <w:noProof/>
-                <w:vertAlign w:val="superscript"/>
-              </w:rPr>
-              <w:t xml:space="preserve">a</w:t>
-            </w:r>
-          </w:p>
-        </w:tc>
-        <w:tc>
-          <w:tcPr>
-            <w:tcBorders/>
-            <w:vAlign w:val="center"/>
-          </w:tcPr>
-          <w:p>
-            <w:pPr>
-              <w:pStyle w:val="TableText"/>
-              <w:jc w:val="right"/>
-            </w:pPr>
-            <w:r>
-              <w:rPr>
-                <w:noProof/>
-              </w:rPr>
-              <w:t xml:space="preserve">2.881</w:t>
-            </w:r>
-          </w:p>
-        </w:tc>
-      </w:tr>
-      <w:tr>
-        <w:trPr>
-          <w:cantSplit/>
-        </w:trPr>
-        <w:tc>
-          <w:tcPr>
-            <w:tcBorders/>
-            <w:vAlign w:val="center"/>
-          </w:tcPr>
-          <w:p>
-            <w:pPr>
-              <w:pStyle w:val="TableText"/>
-              <w:jc w:val="left"/>
-            </w:pPr>
-            <w:r>
-              <w:rPr>
-                <w:noProof/>
-              </w:rPr>
-              <w:t xml:space="preserve">Ridge</w:t>
-            </w:r>
-          </w:p>
-        </w:tc>
-        <w:tc>
-          <w:tcPr>
-            <w:tcBorders/>
-            <w:vAlign w:val="center"/>
-          </w:tcPr>
-          <w:p>
-            <w:pPr>
-              <w:pStyle w:val="TableText"/>
-              <w:jc w:val="left"/>
-            </w:pPr>
-            <w:r>
-              <w:rPr>
-                <w:noProof/>
-              </w:rPr>
-              <w:t xml:space="preserve">人工特征（不含</w:t>
-            </w:r>
-            <w:r>
-              <w:rPr>
-                <w:i/>
-                <w:iCs/>
-                <w:noProof/>
-              </w:rPr>
-              <w:t xml:space="preserve">τ</w:t>
-            </w:r>
-            <w:r>
-              <w:rPr>
-                <w:noProof/>
-              </w:rPr>
-              <w:t xml:space="preserve">）</w:t>
-            </w:r>
-          </w:p>
-        </w:tc>
-        <w:tc>
-          <w:tcPr>
-            <w:tcBorders/>
-            <w:vAlign w:val="center"/>
-          </w:tcPr>
-          <w:p>
-            <w:pPr>
-              <w:pStyle w:val="TableText"/>
-              <w:jc w:val="right"/>
-            </w:pPr>
-            <w:r>
-              <w:rPr>
-                <w:noProof/>
-              </w:rPr>
-              <w:t xml:space="preserve">n.r.</w:t>
-            </w:r>
-          </w:p>
-        </w:tc>
-        <w:tc>
-          <w:tcPr>
-            <w:tcBorders/>
-            <w:vAlign w:val="center"/>
-          </w:tcPr>
-          <w:p>
-            <w:pPr>
-              <w:pStyle w:val="TableText"/>
-              <w:jc w:val="right"/>
-            </w:pPr>
-            <w:r>
-              <w:rPr>
-                <w:noProof/>
-              </w:rPr>
-              <w:t xml:space="preserve">2.593</w:t>
-            </w:r>
-          </w:p>
-        </w:tc>
-      </w:tr>
-      <w:tr>
-        <w:trPr>
-          <w:cantSplit/>
-        </w:trPr>
-        <w:tc>
-          <w:tcPr>
-            <w:tcBorders/>
-            <w:vAlign w:val="center"/>
-          </w:tcPr>
-          <w:p>
-            <w:pPr>
-              <w:pStyle w:val="TableText"/>
-              <w:jc w:val="left"/>
-            </w:pPr>
-            <w:r>
-              <w:rPr>
-                <w:noProof/>
-              </w:rPr>
-              <w:t xml:space="preserve">随机森林</w:t>
-            </w:r>
-          </w:p>
-        </w:tc>
-        <w:tc>
-          <w:tcPr>
-            <w:tcBorders/>
-            <w:vAlign w:val="center"/>
-          </w:tcPr>
-          <w:p>
-            <w:pPr>
-              <w:pStyle w:val="TableText"/>
-              <w:jc w:val="left"/>
-            </w:pPr>
-            <w:r>
-              <w:rPr>
-                <w:noProof/>
-              </w:rPr>
-              <w:t xml:space="preserve">人工特征（不含</w:t>
-            </w:r>
-            <w:r>
-              <w:rPr>
-                <w:i/>
-                <w:iCs/>
-                <w:noProof/>
-              </w:rPr>
-              <w:t xml:space="preserve">τ</w:t>
-            </w:r>
-            <w:r>
-              <w:rPr>
-                <w:noProof/>
-              </w:rPr>
-              <w:t xml:space="preserve">）</w:t>
-            </w:r>
-          </w:p>
-        </w:tc>
-        <w:tc>
-          <w:tcPr>
-            <w:tcBorders/>
-            <w:vAlign w:val="center"/>
-          </w:tcPr>
-          <w:p>
-            <w:pPr>
-              <w:pStyle w:val="TableText"/>
-              <w:jc w:val="right"/>
-            </w:pPr>
-            <w:r>
-              <w:rPr>
-                <w:noProof/>
-              </w:rPr>
-              <w:t xml:space="preserve">n.r.</w:t>
-            </w:r>
-          </w:p>
-        </w:tc>
-        <w:tc>
-          <w:tcPr>
-            <w:tcBorders/>
-            <w:vAlign w:val="center"/>
-          </w:tcPr>
-          <w:p>
-            <w:pPr>
-              <w:pStyle w:val="TableText"/>
-              <w:jc w:val="right"/>
-            </w:pPr>
-            <w:r>
-              <w:rPr>
-                <w:noProof/>
-              </w:rPr>
-              <w:t xml:space="preserve">—</w:t>
-            </w:r>
-          </w:p>
-        </w:tc>
-      </w:tr>
-      <w:tr>
-        <w:trPr>
-          <w:cantSplit/>
-        </w:trPr>
-        <w:tc>
-          <w:tcPr>
-            <w:tcBorders/>
-            <w:vAlign w:val="center"/>
-          </w:tcPr>
-          <w:p>
-            <w:pPr>
-              <w:pStyle w:val="TableText"/>
-              <w:jc w:val="left"/>
-            </w:pPr>
-            <w:r>
-              <w:rPr>
-                <w:noProof/>
-              </w:rPr>
-              <w:t xml:space="preserve">GBDT</w:t>
-            </w:r>
-          </w:p>
-        </w:tc>
-        <w:tc>
-          <w:tcPr>
-            <w:tcBorders/>
-            <w:vAlign w:val="center"/>
-          </w:tcPr>
-          <w:p>
-            <w:pPr>
-              <w:pStyle w:val="TableText"/>
-              <w:jc w:val="left"/>
-            </w:pPr>
-            <w:r>
-              <w:rPr>
-                <w:noProof/>
-              </w:rPr>
-              <w:t xml:space="preserve">人工特征（不含</w:t>
-            </w:r>
-            <w:r>
-              <w:rPr>
-                <w:i/>
-                <w:iCs/>
-                <w:noProof/>
-              </w:rPr>
-              <w:t xml:space="preserve">τ</w:t>
-            </w:r>
-            <w:r>
-              <w:rPr>
-                <w:noProof/>
-              </w:rPr>
-              <w:t xml:space="preserve">）</w:t>
-            </w:r>
-          </w:p>
-        </w:tc>
-        <w:tc>
-          <w:tcPr>
-            <w:tcBorders/>
-            <w:vAlign w:val="center"/>
-          </w:tcPr>
-          <w:p>
-            <w:pPr>
-              <w:pStyle w:val="TableText"/>
-              <w:jc w:val="right"/>
-            </w:pPr>
-            <w:r>
-              <w:rPr>
-                <w:noProof/>
-              </w:rPr>
-              <w:t xml:space="preserve">1.663</w:t>
-            </w:r>
-          </w:p>
-        </w:tc>
-        <w:tc>
-          <w:tcPr>
-            <w:tcBorders/>
-            <w:vAlign w:val="center"/>
-          </w:tcPr>
-          <w:p>
-            <w:pPr>
-              <w:pStyle w:val="TableText"/>
-              <w:jc w:val="right"/>
-            </w:pPr>
-            <w:r>
-              <w:rPr>
-                <w:noProof/>
-              </w:rPr>
-              <w:t xml:space="preserve">1.698</w:t>
-            </w:r>
-          </w:p>
-        </w:tc>
-      </w:tr>
-      <w:tr>
-        <w:trPr>
-          <w:cantSplit/>
-        </w:trPr>
-        <w:tc>
-          <w:tcPr>
-            <w:tcBorders/>
-            <w:vAlign w:val="center"/>
-          </w:tcPr>
-          <w:p>
-            <w:pPr>
-              <w:pStyle w:val="TableText"/>
-              <w:jc w:val="left"/>
-            </w:pPr>
-            <w:r>
-              <w:rPr>
-                <w:noProof/>
-              </w:rPr>
-              <w:t xml:space="preserve">Nowacki等[28]（复现）</w:t>
-            </w:r>
-          </w:p>
-        </w:tc>
-        <w:tc>
-          <w:tcPr>
-            <w:tcBorders/>
-            <w:vAlign w:val="center"/>
-          </w:tcPr>
-          <w:p>
-            <w:pPr>
-              <w:pStyle w:val="TableText"/>
-              <w:jc w:val="left"/>
-            </w:pPr>
-            <w:r>
-              <w:rPr>
-                <w:noProof/>
-              </w:rPr>
-              <w:t xml:space="preserve">原始ΔV</w:t>
-            </w:r>
-          </w:p>
-        </w:tc>
-        <w:tc>
-          <w:tcPr>
-            <w:tcBorders/>
-            <w:vAlign w:val="center"/>
-          </w:tcPr>
-          <w:p>
-            <w:pPr>
-              <w:pStyle w:val="TableText"/>
-              <w:jc w:val="right"/>
-            </w:pPr>
-            <w:r>
-              <w:rPr>
-                <w:noProof/>
-              </w:rPr>
-              <w:t xml:space="preserve">1.628</w:t>
-            </w:r>
-          </w:p>
-        </w:tc>
-        <w:tc>
-          <w:tcPr>
-            <w:tcBorders/>
-            <w:vAlign w:val="center"/>
-          </w:tcPr>
-          <w:p>
-            <w:pPr>
-              <w:pStyle w:val="TableText"/>
-              <w:jc w:val="right"/>
-            </w:pPr>
-            <w:r>
-              <w:rPr>
-                <w:noProof/>
-              </w:rPr>
-              <w:t xml:space="preserve">—</w:t>
-            </w:r>
-          </w:p>
-        </w:tc>
-      </w:tr>
-      <w:tr>
-        <w:trPr>
-          <w:cantSplit/>
-        </w:trPr>
-        <w:tc>
-          <w:tcPr>
-            <w:tcBorders/>
-            <w:vAlign w:val="center"/>
-          </w:tcPr>
-          <w:p>
-            <w:pPr>
-              <w:pStyle w:val="TableText"/>
-              <w:jc w:val="left"/>
-            </w:pPr>
-            <w:r>
-              <w:rPr>
-                <w:noProof/>
-              </w:rPr>
-              <w:t xml:space="preserve">GBDT＋原始电压（事后）</w:t>
-            </w:r>
-          </w:p>
-        </w:tc>
-        <w:tc>
-          <w:tcPr>
-            <w:tcBorders/>
-            <w:vAlign w:val="center"/>
-          </w:tcPr>
-          <w:p>
-            <w:pPr>
-              <w:pStyle w:val="TableText"/>
-              <w:jc w:val="left"/>
-            </w:pPr>
-            <w:r>
-              <w:rPr>
-                <w:noProof/>
-              </w:rPr>
-              <w:t xml:space="preserve">人工特征＋</w:t>
-            </w:r>
-            <w:r>
-              <w:rPr>
-                <w:i/>
-                <w:iCs/>
-                <w:noProof/>
-              </w:rPr>
-              <w:t xml:space="preserve">τ</w:t>
-            </w:r>
-            <w:r>
-              <w:rPr>
-                <w:noProof/>
-              </w:rPr>
-              <w:t xml:space="preserve">＋101点电压</w:t>
-            </w:r>
-          </w:p>
-        </w:tc>
-        <w:tc>
-          <w:tcPr>
-            <w:tcBorders/>
-            <w:vAlign w:val="center"/>
-          </w:tcPr>
-          <w:p>
-            <w:pPr>
-              <w:pStyle w:val="TableText"/>
-              <w:jc w:val="right"/>
-            </w:pPr>
-            <w:r>
-              <w:rPr>
-                <w:noProof/>
-              </w:rPr>
-              <w:t xml:space="preserve">无增益</w:t>
-            </w:r>
-            <w:r>
-              <w:rPr>
-                <w:noProof/>
-                <w:vertAlign w:val="superscript"/>
-              </w:rPr>
-              <w:t xml:space="preserve">b</w:t>
-            </w:r>
-          </w:p>
-        </w:tc>
-        <w:tc>
-          <w:tcPr>
-            <w:tcBorders/>
-            <w:vAlign w:val="center"/>
-          </w:tcPr>
-          <w:p>
-            <w:pPr>
-              <w:pStyle w:val="TableText"/>
-              <w:jc w:val="right"/>
-            </w:pPr>
-            <w:r>
-              <w:rPr>
-                <w:noProof/>
-              </w:rPr>
-              <w:t xml:space="preserve">—</w:t>
-            </w:r>
-          </w:p>
-        </w:tc>
-      </w:tr>
-      <w:tr>
-        <w:trPr>
-          <w:cantSplit/>
-        </w:trPr>
-        <w:tc>
-          <w:tcPr>
-            <w:tcBorders>
-              <w:bottom w:val="single" w:sz="12" w:space="0" w:color="000000"/>
-            </w:tcBorders>
-            <w:vAlign w:val="center"/>
-          </w:tcPr>
-          <w:p>
-            <w:pPr>
-              <w:pStyle w:val="TableText"/>
-              <w:jc w:val="left"/>
-            </w:pPr>
-            <w:r>
-              <w:rPr>
-                <w:noProof/>
-              </w:rPr>
-              <w:t xml:space="preserve">RBF-SVR＋原始电压（事后）</w:t>
-            </w:r>
-          </w:p>
-        </w:tc>
-        <w:tc>
-          <w:tcPr>
-            <w:tcBorders>
-              <w:bottom w:val="single" w:sz="12" w:space="0" w:color="000000"/>
-            </w:tcBorders>
-            <w:vAlign w:val="center"/>
-          </w:tcPr>
-          <w:p>
-            <w:pPr>
-              <w:pStyle w:val="TableText"/>
-              <w:jc w:val="left"/>
-            </w:pPr>
-            <w:r>
-              <w:rPr>
-                <w:noProof/>
-              </w:rPr>
-              <w:t xml:space="preserve">人工特征＋</w:t>
-            </w:r>
-            <w:r>
-              <w:rPr>
-                <w:i/>
-                <w:iCs/>
-                <w:noProof/>
-              </w:rPr>
-              <w:t xml:space="preserve">τ</w:t>
-            </w:r>
-            <w:r>
-              <w:rPr>
-                <w:noProof/>
-              </w:rPr>
-              <w:t xml:space="preserve">＋101点电压</w:t>
-            </w:r>
-          </w:p>
-        </w:tc>
-        <w:tc>
-          <w:tcPr>
-            <w:tcBorders>
-              <w:bottom w:val="single" w:sz="12" w:space="0" w:color="000000"/>
-            </w:tcBorders>
-            <w:vAlign w:val="center"/>
-          </w:tcPr>
-          <w:p>
-            <w:pPr>
-              <w:pStyle w:val="TableText"/>
-              <w:jc w:val="right"/>
-            </w:pPr>
-            <w:r>
-              <w:rPr>
-                <w:noProof/>
-              </w:rPr>
-              <w:t xml:space="preserve">无增益</w:t>
-            </w:r>
-            <w:r>
-              <w:rPr>
-                <w:noProof/>
-                <w:vertAlign w:val="superscript"/>
-              </w:rPr>
-              <w:t xml:space="preserve">b</w:t>
-            </w:r>
-          </w:p>
-        </w:tc>
-        <w:tc>
-          <w:tcPr>
-            <w:tcBorders>
-              <w:bottom w:val="single" w:sz="12" w:space="0" w:color="000000"/>
-            </w:tcBorders>
-            <w:vAlign w:val="center"/>
-          </w:tcPr>
-          <w:p>
-            <w:pPr>
-              <w:pStyle w:val="TableText"/>
-              <w:jc w:val="right"/>
-            </w:pPr>
-            <w:r>
-              <w:rPr>
-                <w:noProof/>
-              </w:rPr>
-              <w:t xml:space="preserve">—</w:t>
-            </w:r>
-          </w:p>
-        </w:tc>
-      </w:tr>
-    </w:tbl>
-    <w:p>
-      <w:pPr>
-        <w:pStyle w:val="TableNote"/>
-      </w:pPr>
-      <w:r>
-        <w:t xml:space="preserve">64个测试电芯上的电芯宏平均RMSE。</w:t>
-      </w:r>
-      <w:r>
-        <w:t xml:space="preserve">“</w:t>
-      </w:r>
-      <w:r>
-        <w:t xml:space="preserve">报告值</w:t>
-      </w:r>
-      <w:r>
-        <w:t xml:space="preserve">”</w:t>
-      </w:r>
-      <w:r>
-        <w:t xml:space="preserve">为正文所依据的原始运行结果；n.r.表示原稿中未给出（待从原始结果文件补入）。</w:t>
-      </w:r>
-      <w:r>
-        <w:t xml:space="preserve">“</w:t>
-      </w:r>
-      <w:r>
-        <w:t xml:space="preserve">复现实现值</w:t>
-      </w:r>
-      <w:r>
-        <w:t xml:space="preserve">”</w:t>
-      </w:r>
-      <w:r>
-        <w:t xml:space="preserve">来自补充说明S6所述的CPU复现实现，采用相同的超参数网格（随机森林对种子0～2取平均）；—表示复现实现中未运行。</w:t>
-      </w:r>
-      <w:r>
-        <w:rPr>
-          <w:vertAlign w:val="superscript"/>
-        </w:rPr>
-        <w:t xml:space="preserve">a</w:t>
-      </w:r>
-      <w:r>
-        <w:t xml:space="preserve"> </w:t>
-      </w:r>
-      <w:r>
-        <w:t xml:space="preserve">原始运行中约为3个百分点。</w:t>
-      </w:r>
-      <w:r>
-        <w:rPr>
-          <w:vertAlign w:val="superscript"/>
-        </w:rPr>
-        <w:t xml:space="preserve">b</w:t>
-      </w:r>
-      <w:r>
-        <w:t xml:space="preserve"> </w:t>
-      </w:r>
-      <w:r>
-        <w:t xml:space="preserve">分别相对GBDT与RBF-SVR未检出增益（补充说明S5）。</w:t>
-      </w:r>
-    </w:p>
-    <w:p>
-      <w:pPr>
-        <w:pStyle w:val="TableCaption"/>
-      </w:pPr>
-      <w:r>
-        <w:rPr>
-          <w:b/>
-        </w:rPr>
-        <w:t xml:space="preserve">补充表S6　</w:t>
-      </w:r>
-      <w:r>
-        <w:rPr/>
-        <w:t xml:space="preserve">人工特征数量的敏感性（SOH百分点）</w:t>
-      </w:r>
-    </w:p>
-    <w:tbl>
-      <w:tblPr>
-        <w:tblW w:type="pct" w:w="5000"/>
-        <w:jc w:val="center"/>
-        <w:tblLayout w:type="fixed"/>
-        <w:tblCellMar>
-          <w:top w:w="15" w:type="dxa"/>
-          <w:left w:w="60" w:type="dxa"/>
-          <w:bottom w:w="15" w:type="dxa"/>
-          <w:right w:w="60" w:type="dxa"/>
-        </w:tblCellMar>
-        <w:tblCaption w:val="补充表S6 人工特征数量的敏感性（SOH百分点）"/>
+        <w:tblCaption w:val="补充表S5 人工特征数量的敏感性（SOH百分点）"/>
       </w:tblPr>
       <w:tblGrid>
         <w:gridCol w:w="472"/>
@@ -21481,7 +19181,7 @@
         <w:rPr>
           <w:b/>
         </w:rPr>
-        <w:t xml:space="preserve">补充表S7　</w:t>
+        <w:t xml:space="preserve">补充表S6　</w:t>
       </w:r>
       <w:r>
         <w:rPr/>
@@ -21499,19 +19199,18 @@
           <w:bottom w:w="15" w:type="dxa"/>
           <w:right w:w="60" w:type="dxa"/>
         </w:tblCellMar>
-        <w:tblCaption w:val="补充表S7 补充实验结果（电芯宏平均RMSE，SOH百分点）"/>
+        <w:tblCaption w:val="补充表S6 补充实验结果（电芯宏平均RMSE，SOH百分点）"/>
       </w:tblPr>
       <w:tblGrid>
-        <w:gridCol w:w="1697"/>
-        <w:gridCol w:w="471"/>
-        <w:gridCol w:w="565"/>
-        <w:gridCol w:w="565"/>
-        <w:gridCol w:w="565"/>
-        <w:gridCol w:w="565"/>
-        <w:gridCol w:w="754"/>
-        <w:gridCol w:w="1320"/>
-        <w:gridCol w:w="565"/>
-        <w:gridCol w:w="848"/>
+        <w:gridCol w:w="1827"/>
+        <w:gridCol w:w="507"/>
+        <w:gridCol w:w="609"/>
+        <w:gridCol w:w="609"/>
+        <w:gridCol w:w="609"/>
+        <w:gridCol w:w="812"/>
+        <w:gridCol w:w="1421"/>
+        <w:gridCol w:w="609"/>
+        <w:gridCol w:w="913"/>
       </w:tblGrid>
       <w:tr>
         <w:trPr>
@@ -21646,28 +19345,6 @@
                 <w:b/>
                 <w:noProof/>
               </w:rPr>
-              <w:t xml:space="preserve">GBDT</w:t>
-            </w:r>
-          </w:p>
-        </w:tc>
-        <w:tc>
-          <w:tcPr>
-            <w:tcBorders>
-              <w:top w:val="single" w:sz="12" w:space="0" w:color="000000"/>
-              <w:bottom w:val="single" w:sz="6" w:space="0" w:color="000000"/>
-            </w:tcBorders>
-            <w:vAlign w:val="center"/>
-          </w:tcPr>
-          <w:p>
-            <w:pPr>
-              <w:pStyle w:val="TableText"/>
-              <w:jc w:val="right"/>
-            </w:pPr>
-            <w:r>
-              <w:rPr>
-                <w:b/>
-                <w:noProof/>
-              </w:rPr>
               <w:t xml:space="preserve">R0 − A2</w:t>
             </w:r>
           </w:p>
@@ -21849,24 +19526,6 @@
               <w:rPr>
                 <w:noProof/>
               </w:rPr>
-              <w:t xml:space="preserve">1.022</w:t>
-            </w:r>
-          </w:p>
-        </w:tc>
-        <w:tc>
-          <w:tcPr>
-            <w:tcBorders/>
-            <w:vAlign w:val="center"/>
-          </w:tcPr>
-          <w:p>
-            <w:pPr>
-              <w:pStyle w:val="TableText"/>
-              <w:jc w:val="right"/>
-            </w:pPr>
-            <w:r>
-              <w:rPr>
-                <w:noProof/>
-              </w:rPr>
               <w:t xml:space="preserve">−0.123</w:t>
             </w:r>
           </w:p>
@@ -22034,24 +19693,6 @@
               <w:rPr>
                 <w:noProof/>
               </w:rPr>
-              <w:t xml:space="preserve">1.028</w:t>
-            </w:r>
-          </w:p>
-        </w:tc>
-        <w:tc>
-          <w:tcPr>
-            <w:tcBorders/>
-            <w:vAlign w:val="center"/>
-          </w:tcPr>
-          <w:p>
-            <w:pPr>
-              <w:pStyle w:val="TableText"/>
-              <w:jc w:val="right"/>
-            </w:pPr>
-            <w:r>
-              <w:rPr>
-                <w:noProof/>
-              </w:rPr>
               <w:t xml:space="preserve">−0.046</w:t>
             </w:r>
           </w:p>
@@ -22219,24 +19860,6 @@
               <w:rPr>
                 <w:noProof/>
               </w:rPr>
-              <w:t xml:space="preserve">1.401</w:t>
-            </w:r>
-          </w:p>
-        </w:tc>
-        <w:tc>
-          <w:tcPr>
-            <w:tcBorders/>
-            <w:vAlign w:val="center"/>
-          </w:tcPr>
-          <w:p>
-            <w:pPr>
-              <w:pStyle w:val="TableText"/>
-              <w:jc w:val="right"/>
-            </w:pPr>
-            <w:r>
-              <w:rPr>
-                <w:noProof/>
-              </w:rPr>
               <w:t xml:space="preserve">−0.035</w:t>
             </w:r>
           </w:p>
@@ -22404,24 +20027,6 @@
               <w:rPr>
                 <w:noProof/>
               </w:rPr>
-              <w:t xml:space="preserve">1.117</w:t>
-            </w:r>
-          </w:p>
-        </w:tc>
-        <w:tc>
-          <w:tcPr>
-            <w:tcBorders/>
-            <w:vAlign w:val="center"/>
-          </w:tcPr>
-          <w:p>
-            <w:pPr>
-              <w:pStyle w:val="TableText"/>
-              <w:jc w:val="right"/>
-            </w:pPr>
-            <w:r>
-              <w:rPr>
-                <w:noProof/>
-              </w:rPr>
               <w:t xml:space="preserve">−0.048</w:t>
             </w:r>
           </w:p>
@@ -22589,24 +20194,6 @@
               <w:rPr>
                 <w:noProof/>
               </w:rPr>
-              <w:t xml:space="preserve">1.176</w:t>
-            </w:r>
-          </w:p>
-        </w:tc>
-        <w:tc>
-          <w:tcPr>
-            <w:tcBorders/>
-            <w:vAlign w:val="center"/>
-          </w:tcPr>
-          <w:p>
-            <w:pPr>
-              <w:pStyle w:val="TableText"/>
-              <w:jc w:val="right"/>
-            </w:pPr>
-            <w:r>
-              <w:rPr>
-                <w:noProof/>
-              </w:rPr>
               <w:t xml:space="preserve">−0.041</w:t>
             </w:r>
           </w:p>
@@ -22793,24 +20380,6 @@
               <w:rPr>
                 <w:noProof/>
               </w:rPr>
-              <w:t xml:space="preserve">1.372</w:t>
-            </w:r>
-          </w:p>
-        </w:tc>
-        <w:tc>
-          <w:tcPr>
-            <w:tcBorders/>
-            <w:vAlign w:val="center"/>
-          </w:tcPr>
-          <w:p>
-            <w:pPr>
-              <w:pStyle w:val="TableText"/>
-              <w:jc w:val="right"/>
-            </w:pPr>
-            <w:r>
-              <w:rPr>
-                <w:noProof/>
-              </w:rPr>
               <w:t xml:space="preserve">−0.058</w:t>
             </w:r>
           </w:p>
@@ -22997,24 +20566,6 @@
               <w:rPr>
                 <w:noProof/>
               </w:rPr>
-              <w:t xml:space="preserve">1.424</w:t>
-            </w:r>
-          </w:p>
-        </w:tc>
-        <w:tc>
-          <w:tcPr>
-            <w:tcBorders/>
-            <w:vAlign w:val="center"/>
-          </w:tcPr>
-          <w:p>
-            <w:pPr>
-              <w:pStyle w:val="TableText"/>
-              <w:jc w:val="right"/>
-            </w:pPr>
-            <w:r>
-              <w:rPr>
-                <w:noProof/>
-              </w:rPr>
               <w:t xml:space="preserve">−0.045</w:t>
             </w:r>
           </w:p>
@@ -23208,24 +20759,6 @@
               <w:rPr>
                 <w:noProof/>
               </w:rPr>
-              <w:t xml:space="preserve">1.485</w:t>
-            </w:r>
-          </w:p>
-        </w:tc>
-        <w:tc>
-          <w:tcPr>
-            <w:tcBorders/>
-            <w:vAlign w:val="center"/>
-          </w:tcPr>
-          <w:p>
-            <w:pPr>
-              <w:pStyle w:val="TableText"/>
-              <w:jc w:val="right"/>
-            </w:pPr>
-            <w:r>
-              <w:rPr>
-                <w:noProof/>
-              </w:rPr>
               <w:t xml:space="preserve">—</w:t>
             </w:r>
           </w:p>
@@ -23400,24 +20933,6 @@
               <w:rPr>
                 <w:noProof/>
               </w:rPr>
-              <w:t xml:space="preserve">0.965</w:t>
-            </w:r>
-          </w:p>
-        </w:tc>
-        <w:tc>
-          <w:tcPr>
-            <w:tcBorders/>
-            <w:vAlign w:val="center"/>
-          </w:tcPr>
-          <w:p>
-            <w:pPr>
-              <w:pStyle w:val="TableText"/>
-              <w:jc w:val="right"/>
-            </w:pPr>
-            <w:r>
-              <w:rPr>
-                <w:noProof/>
-              </w:rPr>
               <w:t xml:space="preserve">−0.163</w:t>
             </w:r>
           </w:p>
@@ -23592,24 +21107,6 @@
               <w:rPr>
                 <w:noProof/>
               </w:rPr>
-              <w:t xml:space="preserve">0.935</w:t>
-            </w:r>
-          </w:p>
-        </w:tc>
-        <w:tc>
-          <w:tcPr>
-            <w:tcBorders/>
-            <w:vAlign w:val="center"/>
-          </w:tcPr>
-          <w:p>
-            <w:pPr>
-              <w:pStyle w:val="TableText"/>
-              <w:jc w:val="right"/>
-            </w:pPr>
-            <w:r>
-              <w:rPr>
-                <w:noProof/>
-              </w:rPr>
               <w:t xml:space="preserve">+0.004</w:t>
             </w:r>
           </w:p>
@@ -23750,26 +21247,6 @@
                 <w:noProof/>
               </w:rPr>
               <w:t xml:space="preserve">2.098</w:t>
-            </w:r>
-          </w:p>
-        </w:tc>
-        <w:tc>
-          <w:tcPr>
-            <w:tcBorders>
-              <w:bottom w:val="single" w:sz="12" w:space="0" w:color="000000"/>
-            </w:tcBorders>
-            <w:vAlign w:val="center"/>
-          </w:tcPr>
-          <w:p>
-            <w:pPr>
-              <w:pStyle w:val="TableText"/>
-              <w:jc w:val="right"/>
-            </w:pPr>
-            <w:r>
-              <w:rPr>
-                <w:noProof/>
-              </w:rPr>
-              <w:t xml:space="preserve">—</w:t>
             </w:r>
           </w:p>
         </w:tc>
@@ -23904,7 +21381,7 @@
         <w:t xml:space="preserve"> </w:t>
       </w:r>
       <w:r>
-        <w:t xml:space="preserve">原实现，A1单独加入直流内阻（补充说明S6）。</w:t>
+        <w:t xml:space="preserve">原实现，A1单独加入直流内阻（补充说明S4）。</w:t>
       </w:r>
       <w:r>
         <w:rPr>
@@ -23916,11 +21393,11 @@
         <w:t xml:space="preserve"> </w:t>
       </w:r>
       <w:r>
-        <w:t xml:space="preserve">Holm校正。留一工况组验证下各工况组的误差见正文图8a。</w:t>
+        <w:t xml:space="preserve">Holm校正。留一工况组验证下各工况组的误差见正文图7a。</w:t>
       </w:r>
     </w:p>
-    <w:bookmarkEnd w:id="27"/>
-    <w:bookmarkStart w:id="43" w:name="补充图"/>
+    <w:bookmarkEnd w:id="25"/>
+    <w:bookmarkStart w:id="41" w:name="补充图"/>
     <w:p>
       <w:pPr>
         <w:pStyle w:val="Heading1"/>
@@ -23939,18 +21416,18 @@
           <wp:inline>
             <wp:extent cx="5334000" cy="3848082"/>
             <wp:effectExtent b="0" l="0" r="0" t="0"/>
-            <wp:docPr descr="补充图S1 波形分支设计变体的误差累积分布。(a–c) 片段配置P1 (5, 2)、P2 (5, 4)和P3 (9, 2)与R0 (9, 4)的比较；(d–f) 适配消融D1（展平预测头）、D2（加入RevIN）和D3（原始电压）。蓝色实线为R0，棕色虚线为变体。每条曲线包含192个“电芯×种子”RMSE值（并非192个独立电芯）；插图放大RMSE 0.8～1.8个百分点、累计比例15%～75%的区域。电芯层级的检验见表8。" title="" id="29" name="Picture"/>
+            <wp:docPr descr="补充图S1 波形分支设计变体的误差累积分布。(a–c) 片段配置P1 (5, 2)、P2 (5, 4)和P3 (9, 2)与R0 (9, 4)的比较；(d–f) 适配消融D1（展平预测头）、D2（加入RevIN）和D3（原始电压）。蓝色实线为R0，棕色虚线为变体。每条曲线包含192个“电芯×种子”RMSE值（并非192个独立电芯）；插图放大RMSE 0.8～1.8个百分点、累计比例15%～75%的区域。电芯层级的检验见表8。" title="" id="27" name="Picture"/>
             <a:graphic>
               <a:graphicData uri="http://schemas.openxmlformats.org/drawingml/2006/picture">
                 <pic:pic>
                   <pic:nvPicPr>
-                    <pic:cNvPr descr="figures/figS1_patch_cdf.png" id="30" name="Picture"/>
+                    <pic:cNvPr descr="figures/figS1_patch_cdf.png" id="28" name="Picture"/>
                     <pic:cNvPicPr>
                       <a:picLocks noChangeArrowheads="1" noChangeAspect="1"/>
                     </pic:cNvPicPr>
                   </pic:nvPicPr>
                   <pic:blipFill>
-                    <a:blip r:embed="rId28"/>
+                    <a:blip r:embed="rId26"/>
                     <a:stretch>
                       <a:fillRect/>
                     </a:stretch>
@@ -24004,18 +21481,18 @@
           <wp:inline>
             <wp:extent cx="4206240" cy="2728663"/>
             <wp:effectExtent b="0" l="0" r="0" t="0"/>
-            <wp:docPr descr="补充图S2 人工特征数量K的敏感性。相对K = 50的电芯宏平均RMSE差及其95%折分层电芯bootstrap区间；标注为总参数量。空心标记表示区间包含零。" title="" id="32" name="Picture"/>
+            <wp:docPr descr="补充图S2 人工特征数量K的敏感性。相对K = 50的电芯宏平均RMSE差及其95%折分层电芯bootstrap区间；标注为总参数量。空心标记表示区间包含零。" title="" id="30" name="Picture"/>
             <a:graphic>
               <a:graphicData uri="http://schemas.openxmlformats.org/drawingml/2006/picture">
                 <pic:pic>
                   <pic:nvPicPr>
-                    <pic:cNvPr descr="figures/figS2_K.png" id="33" name="Picture"/>
+                    <pic:cNvPr descr="figures/figS2_K.png" id="31" name="Picture"/>
                     <pic:cNvPicPr>
                       <a:picLocks noChangeArrowheads="1" noChangeAspect="1"/>
                     </pic:cNvPicPr>
                   </pic:nvPicPr>
                   <pic:blipFill>
-                    <a:blip r:embed="rId31"/>
+                    <a:blip r:embed="rId29"/>
                     <a:stretch>
                       <a:fillRect/>
                     </a:stretch>
@@ -24092,18 +21569,18 @@
           <wp:inline>
             <wp:extent cx="5334000" cy="2215300"/>
             <wp:effectExtent b="0" l="0" r="0" t="0"/>
-            <wp:docPr descr="补充图S3 R0（蓝色实线）与GBDT（青绿色虚线）随SOH变化的平均偏差与整体残差分布。残差为每条记录的种子平均预测减实测SOH。左：按实测SOH每1个百分点分箱，仅显示至少含20条记录的箱；底色标示SOH &lt; 80%与≥ 95%的区间；插图放大SOH 89%～97%的区域。右：全部16,938个残差的核密度估计，按共同最大值归一化。" title="" id="35" name="Picture"/>
+            <wp:docPr descr="补充图S3 R0（蓝色实线）与GBDT（青绿色虚线）随SOH变化的平均偏差与整体残差分布。残差为每条记录的种子平均预测减实测SOH。左：按实测SOH每1个百分点分箱，仅显示至少含20条记录的箱；底色标示SOH &lt; 80%与≥ 95%的区间；插图放大SOH 89%～97%的区域。右：全部16,938个残差的核密度估计，按共同最大值归一化。" title="" id="33" name="Picture"/>
             <a:graphic>
               <a:graphicData uri="http://schemas.openxmlformats.org/drawingml/2006/picture">
                 <pic:pic>
                   <pic:nvPicPr>
-                    <pic:cNvPr descr="figures/figS3_bias_soh.png" id="36" name="Picture"/>
+                    <pic:cNvPr descr="figures/figS3_bias_soh.png" id="34" name="Picture"/>
                     <pic:cNvPicPr>
                       <a:picLocks noChangeArrowheads="1" noChangeAspect="1"/>
                     </pic:cNvPicPr>
                   </pic:nvPicPr>
                   <pic:blipFill>
-                    <a:blip r:embed="rId34"/>
+                    <a:blip r:embed="rId32"/>
                     <a:stretch>
                       <a:fillRect/>
                     </a:stretch>
@@ -24157,18 +21634,18 @@
           <wp:inline>
             <wp:extent cx="5334000" cy="4242767"/>
             <wp:effectExtent b="0" l="0" r="0" t="0"/>
-            <wp:docPr descr="补充图S4 代表性电芯12、6、44和3（按R0误差排第1、22、43和64位）的逐记录预测与残差。每个RPT贡献18条记录（3个SOC × 2个方向 × 3个种子），因此横轴为记录序号而非循环数；灰色阶梯线将每个RPT的实测SOH重复显示。蓝色为R0，橙色虚线为A2。" title="" id="38" name="Picture"/>
+            <wp:docPr descr="补充图S4 代表性电芯12、6、44和3（按R0误差排第1、22、43和64位）的逐记录预测与残差。每个RPT贡献18条记录（3个SOC × 2个方向 × 3个种子），因此横轴为记录序号而非循环数；灰色阶梯线将每个RPT的实测SOH重复显示。蓝色为R0，橙色虚线为A2。" title="" id="36" name="Picture"/>
             <a:graphic>
               <a:graphicData uri="http://schemas.openxmlformats.org/drawingml/2006/picture">
                 <pic:pic>
                   <pic:nvPicPr>
-                    <pic:cNvPr descr="figures/figS4_cells.png" id="39" name="Picture"/>
+                    <pic:cNvPr descr="figures/figS4_cells.png" id="37" name="Picture"/>
                     <pic:cNvPicPr>
                       <a:picLocks noChangeArrowheads="1" noChangeAspect="1"/>
                     </pic:cNvPicPr>
                   </pic:nvPicPr>
                   <pic:blipFill>
-                    <a:blip r:embed="rId37"/>
+                    <a:blip r:embed="rId35"/>
                     <a:stretch>
                       <a:fillRect/>
                     </a:stretch>
@@ -24222,18 +21699,18 @@
           <wp:inline>
             <wp:extent cx="5334000" cy="4463569"/>
             <wp:effectExtent b="0" l="0" r="0" t="0"/>
-            <wp:docPr descr="补充图S5 R0在11个循环工况组上的SOH估计值与实测SOH。每个点为一个电芯–RPT（预测在种子与工况间取平均，均来自该电芯所在的测试折）；颜色表示绝对误差（在3个百分点处饱和），红色虚线为y = x。各子图中的数字为该组按式（14）计算的电芯宏平均RMSE。" title="" id="41" name="Picture"/>
+            <wp:docPr descr="补充图S5 R0在11个循环工况组上的SOH估计值与实测SOH。每个点为一个电芯–RPT（预测在种子与工况间取平均，均来自该电芯所在的测试折）；颜色表示绝对误差（在3个百分点处饱和），红色虚线为y = x。各子图中的数字为该组按式（14）计算的电芯宏平均RMSE。" title="" id="39" name="Picture"/>
             <a:graphic>
               <a:graphicData uri="http://schemas.openxmlformats.org/drawingml/2006/picture">
                 <pic:pic>
                   <pic:nvPicPr>
-                    <pic:cNvPr descr="figures/figS5_groups.png" id="42" name="Picture"/>
+                    <pic:cNvPr descr="figures/figS5_groups.png" id="40" name="Picture"/>
                     <pic:cNvPicPr>
                       <a:picLocks noChangeArrowheads="1" noChangeAspect="1"/>
                     </pic:cNvPicPr>
                   </pic:nvPicPr>
                   <pic:blipFill>
-                    <a:blip r:embed="rId40"/>
+                    <a:blip r:embed="rId38"/>
                     <a:stretch>
                       <a:fillRect/>
                     </a:stretch>
@@ -24304,7 +21781,7 @@
         <w:t xml:space="preserve">。各子图中的数字为该组按式（14）计算的电芯宏平均RMSE。</w:t>
       </w:r>
     </w:p>
-    <w:bookmarkEnd w:id="43"/>
+    <w:bookmarkEnd w:id="41"/>
     <w:sectPr>
       <w:footerReference w:type="default" r:id="rId9"/>
       <w:pgSz w:w="11906" w:h="16838"/>
